--- a/caso-contraloria-ese-hrc/Oficio Contraloria - Contrato 983 de 2025.docx
+++ b/caso-contraloria-ese-hrc/Oficio Contraloria - Contrato 983 de 2025.docx
@@ -250,7 +250,45 @@
           <w:szCs w:val="24"/>
           <w:lang w:val="es-CO"/>
         </w:rPr>
-        <w:t xml:space="preserve">En atención a la comunicación con radicado N° 20262010017741, mediante la cual ese órgano de control notificó la apertura de la Auditoría Financiera de Gestión y Resultados Abreviada a la E.S.E. Hospital Regional Centro por la vigencia comprendida entre el 1 de enero y el 31 de diciembre de 2025, y al requerimiento del 1 de octubre de 2026 en el que el equipo auditor solicitó los soportes y aclaraciones pendientes de los contratos 1056, 1058 y 983 de 2025, la entidad presenta, dentro del plazo solicitado el 2 de octubre de 2026, la respuesta correspondiente al Contrato de Suministro N° 983 de 2025 y remite los documentos que la soportan.</w:t>
+        <w:t xml:space="preserve">Mediante la comunicación con radicado N° 20262010017741, ese órgano de control notificó la apertura de la Auditoría Financiera de Gestión y Resultados Abreviada a la E.S.E. Hospital Regional Centro por la vigencia comprendida entre el 1 de enero y el 31 de diciembre de 2025. El 1 de octubre de 2026 el equipo auditor solicitó los soportes y aclaraciones pendientes de los contratos 1056, 1058 y 983 de 2025, y el 2 de octubre de 2026 la entidad solicitó un término de setenta y dos horas hábiles para completar la entrega </w:t>
+      </w:r>
+      <w:r>
+        <w:rPr>
+          <w:rFonts w:ascii="Times New Roman" w:eastAsia="Arial" w:hAnsi="Times New Roman" w:cs="Times New Roman"/>
+          <w:highlight w:val="yellow"/>
+          <w:sz w:val="24"/>
+          <w:szCs w:val="24"/>
+          <w:lang w:val="es-CO"/>
+        </w:rPr>
+        <w:t xml:space="preserve">si la Contraloría concedió el plazo por escrito, citar aquí esa comunicación</w:t>
+      </w:r>
+      <w:r>
+        <w:rPr>
+          <w:rFonts w:ascii="Times New Roman" w:eastAsia="Arial" w:hAnsi="Times New Roman" w:cs="Times New Roman"/>
+          <w:sz w:val="24"/>
+          <w:szCs w:val="24"/>
+          <w:lang w:val="es-CO"/>
+        </w:rPr>
+        <w:t xml:space="preserve">. Dentro de ese término, la entidad presenta la respuesta correspondiente al Contrato de Suministro N° 983 de 2025 y remite los documentos que la soportan. La respuesta del Contrato N° 1058 de 2025 se radica en comunicación separada y la del Contrato N° 1056 de 2025 </w:t>
+      </w:r>
+      <w:r>
+        <w:rPr>
+          <w:rFonts w:ascii="Times New Roman" w:eastAsia="Arial" w:hAnsi="Times New Roman" w:cs="Times New Roman"/>
+          <w:highlight w:val="yellow"/>
+          <w:sz w:val="24"/>
+          <w:szCs w:val="24"/>
+          <w:lang w:val="es-CO"/>
+        </w:rPr>
+        <w:t xml:space="preserve">indicar: se radica en comunicación separada / se remitirá el día ... </w:t>
+      </w:r>
+      <w:r>
+        <w:rPr>
+          <w:rFonts w:ascii="Times New Roman" w:eastAsia="Arial" w:hAnsi="Times New Roman" w:cs="Times New Roman"/>
+          <w:sz w:val="24"/>
+          <w:szCs w:val="24"/>
+          <w:lang w:val="es-CO"/>
+        </w:rPr>
+        <w:t xml:space="preserve">.</w:t>
       </w:r>
     </w:p>
     <w:p>
@@ -271,7 +309,26 @@
           <w:szCs w:val="24"/>
           <w:lang w:val="es-CO"/>
         </w:rPr>
-        <w:t xml:space="preserve">Esta comunicación complementa la respuesta remitida el 29 de septiembre de 2026 y recoge, para cada una de las observaciones formuladas, la explicación de la entidad y el documento que la acredita. Con el fin de facilitar la labor del equipo auditor, las respuestas se presentan en el orden de las observaciones y al final se relacionan los anexos.</w:t>
+        <w:t xml:space="preserve">Esta comunicación complementa la respuesta remitida el 29 de septiembre de 2026 </w:t>
+      </w:r>
+      <w:r>
+        <w:rPr>
+          <w:rFonts w:ascii="Times New Roman" w:eastAsia="Arial" w:hAnsi="Times New Roman" w:cs="Times New Roman"/>
+          <w:highlight w:val="yellow"/>
+          <w:sz w:val="24"/>
+          <w:szCs w:val="24"/>
+          <w:lang w:val="es-CO"/>
+        </w:rPr>
+        <w:t xml:space="preserve">citar radicado</w:t>
+      </w:r>
+      <w:r>
+        <w:rPr>
+          <w:rFonts w:ascii="Times New Roman" w:eastAsia="Arial" w:hAnsi="Times New Roman" w:cs="Times New Roman"/>
+          <w:sz w:val="24"/>
+          <w:szCs w:val="24"/>
+          <w:lang w:val="es-CO"/>
+        </w:rPr>
+        <w:t xml:space="preserve"> y recoge, para cada una de las observaciones formuladas, la explicación de la entidad y el documento que la acredita. Las respuestas se presentan en el orden de las observaciones y al final se relacionan los anexos.</w:t>
       </w:r>
     </w:p>
     <w:p>
@@ -314,7 +371,26 @@
           <w:szCs w:val="24"/>
           <w:lang w:val="es-CO"/>
         </w:rPr>
-        <w:t xml:space="preserve">El Contrato de Suministro N° 983 de 2025 tuvo por objeto la compra de la dotación informática necesaria y requerida para la operación de los Equipos Básicos en Salud de los municipios de Gramalote, Salazar, Arboledas, Lourdes y Villacaro, en el marco de la ejecución de los recursos asignados mediante la Resolución 877 de 2025 del Ministerio de Salud y Protección Social. Se celebró con la señora Chiquinquirá Contreras Rodríguez, identificada con la cédula de ciudadanía 60.371.860 de Cúcuta, propietaria del establecimiento de comercio System Salud, por valor de $46.321.300 incluido IVA, previo proceso de mínima cuantía adelantado mediante la invitación privada N° 017 de 2025, con respaldo en el certificado de disponibilidad presupuestal N° 1329 y en el registro presupuestal correspondiente. El acta de inicio se suscribió el 9 de octubre de 2025, con un plazo de un mes. Los bienes fueron facturados mediante la factura electrónica FE-2920 del 17 de octubre de 2025, ingresaron al almacén de la entidad según el comprobante FCAF-53 del 20 de octubre de 2025 y se recibieron a satisfacción mediante acta de recibo final del 31 de octubre de 2025. El contrato se pagó en un solo desembolso y fue objeto de liquidación.</w:t>
+        <w:t xml:space="preserve">El Contrato de Suministro N° 983 de 2025 tuvo por objeto la compra de la dotación informática necesaria y requerida para la operación de los Equipos Básicos en Salud de los municipios de Gramalote, Salazar, Arboledas, Lourdes y Villa Caro, en el marco de la ejecución de los recursos asignados mediante la Resolución 877 de 2025 </w:t>
+      </w:r>
+      <w:r>
+        <w:rPr>
+          <w:rFonts w:ascii="Times New Roman" w:eastAsia="Arial" w:hAnsi="Times New Roman" w:cs="Times New Roman"/>
+          <w:highlight w:val="yellow"/>
+          <w:sz w:val="24"/>
+          <w:szCs w:val="24"/>
+          <w:lang w:val="es-CO"/>
+        </w:rPr>
+        <w:t xml:space="preserve">confirmar la entidad que expidió la resolución</w:t>
+      </w:r>
+      <w:r>
+        <w:rPr>
+          <w:rFonts w:ascii="Times New Roman" w:eastAsia="Arial" w:hAnsi="Times New Roman" w:cs="Times New Roman"/>
+          <w:sz w:val="24"/>
+          <w:szCs w:val="24"/>
+          <w:lang w:val="es-CO"/>
+        </w:rPr>
+        <w:t xml:space="preserve">. Se celebró con la señora Chiquinquirá Contreras Rodríguez, identificada con la cédula de ciudadanía 60.371.860 de Cúcuta, propietaria del establecimiento de comercio System Salud, por valor de $46.321.300 incluido IVA, previo proceso de mínima cuantía adelantado mediante la invitación privada N° 017 de 2025.</w:t>
       </w:r>
     </w:p>
     <w:p>
@@ -335,7 +411,85 @@
           <w:szCs w:val="24"/>
           <w:lang w:val="es-CO"/>
         </w:rPr>
-        <w:t xml:space="preserve">En materia contractual la E.S.E. se rige por el derecho privado y por su Manual de Contratación, adoptado mediante la Resolución 002 de 2023 en desarrollo del Acuerdo 017 de 2022 de la Junta Directiva, y sus modificaciones, con sujeción a los principios de la función administrativa y de la gestión fiscal y al régimen de inhabilidades e incompatibilidades de la contratación estatal.</w:t>
+        <w:t xml:space="preserve">El contrato se suscribió el </w:t>
+      </w:r>
+      <w:r>
+        <w:rPr>
+          <w:rFonts w:ascii="Times New Roman" w:eastAsia="Arial" w:hAnsi="Times New Roman" w:cs="Times New Roman"/>
+          <w:highlight w:val="yellow"/>
+          <w:sz w:val="24"/>
+          <w:szCs w:val="24"/>
+          <w:lang w:val="es-CO"/>
+        </w:rPr>
+        <w:t xml:space="preserve">7 de octubre de 2025, confirmar con la minuta</w:t>
+      </w:r>
+      <w:r>
+        <w:rPr>
+          <w:rFonts w:ascii="Times New Roman" w:eastAsia="Arial" w:hAnsi="Times New Roman" w:cs="Times New Roman"/>
+          <w:sz w:val="24"/>
+          <w:szCs w:val="24"/>
+          <w:lang w:val="es-CO"/>
+        </w:rPr>
+        <w:t xml:space="preserve">, con respaldo en el certificado de disponibilidad presupuestal N° 1329 del 3 de octubre de 2025 y en el registro presupuestal N° </w:t>
+      </w:r>
+      <w:r>
+        <w:rPr>
+          <w:rFonts w:ascii="Times New Roman" w:eastAsia="Arial" w:hAnsi="Times New Roman" w:cs="Times New Roman"/>
+          <w:highlight w:val="yellow"/>
+          <w:sz w:val="24"/>
+          <w:szCs w:val="24"/>
+          <w:lang w:val="es-CO"/>
+        </w:rPr>
+        <w:t xml:space="preserve">número</w:t>
+      </w:r>
+      <w:r>
+        <w:rPr>
+          <w:rFonts w:ascii="Times New Roman" w:eastAsia="Arial" w:hAnsi="Times New Roman" w:cs="Times New Roman"/>
+          <w:sz w:val="24"/>
+          <w:szCs w:val="24"/>
+          <w:lang w:val="es-CO"/>
+        </w:rPr>
+        <w:t xml:space="preserve"> del 7 de octubre de 2025, y el acta de inicio se firmó el 9 de octubre de 2025, con un plazo de un mes. Los bienes fueron facturados mediante la factura electrónica FE-2920 del 17 de octubre de 2025, ingresaron al almacén de la entidad según el comprobante FCAF-53 del 20 de octubre de 2025 y se recibieron a satisfacción mediante acta de recibo final del 31 de octubre de 2025 </w:t>
+      </w:r>
+      <w:r>
+        <w:rPr>
+          <w:rFonts w:ascii="Times New Roman" w:eastAsia="Arial" w:hAnsi="Times New Roman" w:cs="Times New Roman"/>
+          <w:highlight w:val="yellow"/>
+          <w:sz w:val="24"/>
+          <w:szCs w:val="24"/>
+          <w:lang w:val="es-CO"/>
+        </w:rPr>
+        <w:t xml:space="preserve">confirmar que el acta existe y está firmada</w:t>
+      </w:r>
+      <w:r>
+        <w:rPr>
+          <w:rFonts w:ascii="Times New Roman" w:eastAsia="Arial" w:hAnsi="Times New Roman" w:cs="Times New Roman"/>
+          <w:sz w:val="24"/>
+          <w:szCs w:val="24"/>
+          <w:lang w:val="es-CO"/>
+        </w:rPr>
+        <w:t xml:space="preserve">. El contrato se pagó en un solo desembolso y fue objeto de liquidación.</w:t>
+      </w:r>
+    </w:p>
+    <w:p>
+      <w:pPr>
+        <w:spacing w:before="0" w:after="200" w:line="276" w:lineRule="auto"/>
+        <w:jc w:val="both"/>
+        <w:rPr>
+          <w:rFonts w:ascii="Times New Roman" w:eastAsia="Arial" w:hAnsi="Times New Roman" w:cs="Times New Roman"/>
+          <w:sz w:val="24"/>
+          <w:szCs w:val="24"/>
+          <w:lang w:val="es-CO"/>
+        </w:rPr>
+      </w:pPr>
+      <w:r>
+        <w:rPr>
+          <w:rFonts w:ascii="Times New Roman" w:eastAsia="Arial" w:hAnsi="Times New Roman" w:cs="Times New Roman"/>
+          <w:sz w:val="24"/>
+          <w:szCs w:val="24"/>
+          <w:lang w:val="es-CO"/>
+        </w:rPr>
+        <w:t xml:space="preserve">En materia contractual, la E.S.E. se rige por el derecho privado y por su Manual de Contratación, adoptado mediante la Resolución 002 de 2023 en desarrollo del Acuerdo 017 de 2022 de la Junta Directiva, y sus modificaciones, con sujeción a los principios de la función administrativa y de la gestión fiscal y al régimen de inhabilidades e incompatibilidades de la contratación estatal.</w:t>
       </w:r>
       <w:r>
         <w:rPr>
@@ -410,7 +564,7 @@
           <w:szCs w:val="24"/>
           <w:lang w:val="es-CO"/>
         </w:rPr>
-        <w:t xml:space="preserve">Modalidad de selección y reporte del proceso en el formato de rendición. El contrato se adelantó por la modalidad de mínima cuantía prevista en el Manual de Contratación de la E.S.E., mediante la invitación privada N° 017 de 2025, con recepción y cierre de propuestas, evaluación y traslado del informe de evaluación. Se cursó invitación a </w:t>
+        <w:t xml:space="preserve">Modalidad de selección y soportes del proceso. El equipo auditor observó que el formato de rendición reporta el contrato "SIN OFERTAS" y que el expediente remitido no contenía la invitación, las ofertas, el acta de cierre ni el informe de evaluación. El contrato se adelantó por la modalidad de mínima cuantía prevista en el artículo </w:t>
       </w:r>
       <w:r>
         <w:rPr>
@@ -420,16 +574,102 @@
           <w:szCs w:val="24"/>
           <w:lang w:val="es-CO"/>
         </w:rPr>
-        <w:t xml:space="preserve">indicar el número</w:t>
-      </w:r>
-      <w:r>
-        <w:rPr>
-          <w:rFonts w:ascii="Times New Roman" w:eastAsia="Arial" w:hAnsi="Times New Roman" w:cs="Times New Roman"/>
-          <w:sz w:val="24"/>
-          <w:szCs w:val="24"/>
-          <w:lang w:val="es-CO"/>
-        </w:rPr>
-        <w:t xml:space="preserve"> proponentes y se recibió una propuesta, la de la contratista seleccionada, que fue evaluada y habilitada, de manera que la expresión "SIN OFERTAS" consignada en el formato de rendición no describe lo ocurrido: corresponde a un error en el diligenciamiento de ese campo del aplicativo, cuyos formatos no admiten edición directa una vez transmitidos. La entidad reconoce la imprecisión del reporte y solicita respetuosamente al equipo auditor indicar el procedimiento para corregirlo, si a ello hubiere lugar, el cual atenderá de inmediato. Como soporte se anexan la invitación privada N° 017 de 2025, la propuesta presentada, el acta de cierre y el informe de evaluación, la constancia de recibo, traslado y manifestación sobre el informe de evaluación, y la respuesta técnica y jurídica suscrita por la Gerencia y por la supervisora del contrato.</w:t>
+        <w:t xml:space="preserve">número verificado</w:t>
+      </w:r>
+      <w:r>
+        <w:rPr>
+          <w:rFonts w:ascii="Times New Roman" w:eastAsia="Arial" w:hAnsi="Times New Roman" w:cs="Times New Roman"/>
+          <w:sz w:val="24"/>
+          <w:szCs w:val="24"/>
+          <w:lang w:val="es-CO"/>
+        </w:rPr>
+        <w:t xml:space="preserve"> del Manual de Contratación, mediante la invitación privada N° 017 de 2025. La invitación se cursó el </w:t>
+      </w:r>
+      <w:r>
+        <w:rPr>
+          <w:rFonts w:ascii="Times New Roman" w:eastAsia="Arial" w:hAnsi="Times New Roman" w:cs="Times New Roman"/>
+          <w:highlight w:val="yellow"/>
+          <w:sz w:val="24"/>
+          <w:szCs w:val="24"/>
+          <w:lang w:val="es-CO"/>
+        </w:rPr>
+        <w:t xml:space="preserve">fecha</w:t>
+      </w:r>
+      <w:r>
+        <w:rPr>
+          <w:rFonts w:ascii="Times New Roman" w:eastAsia="Arial" w:hAnsi="Times New Roman" w:cs="Times New Roman"/>
+          <w:sz w:val="24"/>
+          <w:szCs w:val="24"/>
+          <w:lang w:val="es-CO"/>
+        </w:rPr>
+        <w:t xml:space="preserve"> a </w:t>
+      </w:r>
+      <w:r>
+        <w:rPr>
+          <w:rFonts w:ascii="Times New Roman" w:eastAsia="Arial" w:hAnsi="Times New Roman" w:cs="Times New Roman"/>
+          <w:highlight w:val="yellow"/>
+          <w:sz w:val="24"/>
+          <w:szCs w:val="24"/>
+          <w:lang w:val="es-CO"/>
+        </w:rPr>
+        <w:t xml:space="preserve">número</w:t>
+      </w:r>
+      <w:r>
+        <w:rPr>
+          <w:rFonts w:ascii="Times New Roman" w:eastAsia="Arial" w:hAnsi="Times New Roman" w:cs="Times New Roman"/>
+          <w:sz w:val="24"/>
+          <w:szCs w:val="24"/>
+          <w:lang w:val="es-CO"/>
+        </w:rPr>
+        <w:t xml:space="preserve"> proveedores, </w:t>
+      </w:r>
+      <w:r>
+        <w:rPr>
+          <w:rFonts w:ascii="Times New Roman" w:eastAsia="Arial" w:hAnsi="Times New Roman" w:cs="Times New Roman"/>
+          <w:highlight w:val="yellow"/>
+          <w:sz w:val="24"/>
+          <w:szCs w:val="24"/>
+          <w:lang w:val="es-CO"/>
+        </w:rPr>
+        <w:t xml:space="preserve">nombres o razones sociales</w:t>
+      </w:r>
+      <w:r>
+        <w:rPr>
+          <w:rFonts w:ascii="Times New Roman" w:eastAsia="Arial" w:hAnsi="Times New Roman" w:cs="Times New Roman"/>
+          <w:sz w:val="24"/>
+          <w:szCs w:val="24"/>
+          <w:lang w:val="es-CO"/>
+        </w:rPr>
+        <w:t xml:space="preserve">, por </w:t>
+      </w:r>
+      <w:r>
+        <w:rPr>
+          <w:rFonts w:ascii="Times New Roman" w:eastAsia="Arial" w:hAnsi="Times New Roman" w:cs="Times New Roman"/>
+          <w:highlight w:val="yellow"/>
+          <w:sz w:val="24"/>
+          <w:szCs w:val="24"/>
+          <w:lang w:val="es-CO"/>
+        </w:rPr>
+        <w:t xml:space="preserve">medio de envío</w:t>
+      </w:r>
+      <w:r>
+        <w:rPr>
+          <w:rFonts w:ascii="Times New Roman" w:eastAsia="Arial" w:hAnsi="Times New Roman" w:cs="Times New Roman"/>
+          <w:sz w:val="24"/>
+          <w:szCs w:val="24"/>
+          <w:lang w:val="es-CO"/>
+        </w:rPr>
+        <w:t xml:space="preserve">, y dentro del término se recibió una sola propuesta, la de la señora Chiquinquirá Contreras Rodríguez, que fue evaluada y declarada hábil; no se recibieron otras propuestas. La expresión "SIN OFERTAS" del formato de rendición no describe, por tanto, lo ocurrido: corresponde a un error en el diligenciamiento de ese campo. Como el reporte ya fue transmitido, la entidad solicita respetuosamente al equipo auditor que le indique el procedimiento para corregirlo, si a ello hubiere lugar, el cual atenderá de inmediato. Como soporte se anexan la invitación privada N° 017 de 2025, la propuesta presentada, el acta de cierre, el informe de evaluación, la constancia de recibo, traslado y manifestación sobre el informe de evaluación, y la respuesta técnica y jurídica suscrita por la Gerente y por la supervisora del contrato. </w:t>
+      </w:r>
+      <w:r>
+        <w:rPr>
+          <w:rFonts w:ascii="Times New Roman" w:eastAsia="Arial" w:hAnsi="Times New Roman" w:cs="Times New Roman"/>
+          <w:highlight w:val="yellow"/>
+          <w:sz w:val="24"/>
+          <w:szCs w:val="24"/>
+          <w:lang w:val="es-CO"/>
+        </w:rPr>
+        <w:t xml:space="preserve">Solo si la minuta cita el artículo 29 del Manual y el literal d) del artículo 24 de la Ley 80 de 1993: La entidad advierte que el encabezado del contrato cita esas disposiciones por un error de plantilla; la modalidad surtida fue la invitación privada de mínima cuantía del Manual de Contratación.</w:t>
       </w:r>
     </w:p>
     <w:p>
@@ -472,7 +712,45 @@
           <w:szCs w:val="24"/>
           <w:lang w:val="es-CO"/>
         </w:rPr>
-        <w:t xml:space="preserve">Observaciones sobre el estudio previo. El documento de estudios previos presentó imprecisiones de transcripción derivadas del uso de plantillas institucionales, entre ellas una mención residual a la contratación directa y la referencia a un presupuesto estimado de $46.504.850. Se aclara que la modalidad efectivamente adelantada fue la mínima cuantía y que el valor del contrato, $46.321.300, corresponde al valor de la propuesta presentada por la única oferente habilitada, inferior al presupuesto estimado, lo que representó una economía para la entidad. El compromiso se respaldó por ese valor exacto con el certificado de disponibilidad presupuestal N° 1329 y con el registro presupuestal, sin sobrecosto ni afectación patrimonial. Se anexan los estudios previos y la respuesta técnica y jurídica.</w:t>
+        <w:t xml:space="preserve">Estudio previo. El equipo auditor observó que el estudio previo menciona la contratación directa y registra un presupuesto oficial distinto del valor del contrato. Se trata de imprecisiones de transcripción derivadas del uso de plantillas institucionales: la mención a la contratación directa es residual, pues la modalidad efectivamente adelantada fue la mínima cuantía, y el valor de $46.504.850 corresponde al presupuesto estimado de los acápites preliminares de la invitación </w:t>
+      </w:r>
+      <w:r>
+        <w:rPr>
+          <w:rFonts w:ascii="Times New Roman" w:eastAsia="Arial" w:hAnsi="Times New Roman" w:cs="Times New Roman"/>
+          <w:highlight w:val="yellow"/>
+          <w:sz w:val="24"/>
+          <w:szCs w:val="24"/>
+          <w:lang w:val="es-CO"/>
+        </w:rPr>
+        <w:t xml:space="preserve">confirmar ubicación de ambos valores en el estudio previo</w:t>
+      </w:r>
+      <w:r>
+        <w:rPr>
+          <w:rFonts w:ascii="Times New Roman" w:eastAsia="Arial" w:hAnsi="Times New Roman" w:cs="Times New Roman"/>
+          <w:sz w:val="24"/>
+          <w:szCs w:val="24"/>
+          <w:lang w:val="es-CO"/>
+        </w:rPr>
+        <w:t xml:space="preserve">. El valor del contrato, $46.321.300, es el de la propuesta presentada por la única proponente, inferior al presupuesto estimado, lo que representó una economía para la entidad. El compromiso se respaldó por ese valor con el certificado de disponibilidad presupuestal N° 1329 </w:t>
+      </w:r>
+      <w:r>
+        <w:rPr>
+          <w:rFonts w:ascii="Times New Roman" w:eastAsia="Arial" w:hAnsi="Times New Roman" w:cs="Times New Roman"/>
+          <w:highlight w:val="yellow"/>
+          <w:sz w:val="24"/>
+          <w:szCs w:val="24"/>
+          <w:lang w:val="es-CO"/>
+        </w:rPr>
+        <w:t xml:space="preserve">confirmar valor del CDP</w:t>
+      </w:r>
+      <w:r>
+        <w:rPr>
+          <w:rFonts w:ascii="Times New Roman" w:eastAsia="Arial" w:hAnsi="Times New Roman" w:cs="Times New Roman"/>
+          <w:sz w:val="24"/>
+          <w:szCs w:val="24"/>
+          <w:lang w:val="es-CO"/>
+        </w:rPr>
+        <w:t xml:space="preserve"> y con el registro presupuestal, sin sobrecosto ni afectación patrimonial. Se anexan el estudio previo y la respuesta técnica y jurídica.</w:t>
       </w:r>
     </w:p>
     <w:p>
@@ -515,7 +793,26 @@
           <w:szCs w:val="24"/>
           <w:lang w:val="es-CO"/>
         </w:rPr>
-        <w:t xml:space="preserve">Expedición de la invitación con anterioridad al certificado de disponibilidad presupuestal. Las actuaciones de la etapa preparatoria, entre ellas la indagación de mercado y la invitación, son actos de estructuración de la necesidad que no comprometen recursos. La obligación con cargo al presupuesto solo nació con la expedición del certificado de disponibilidad presupuestal N° 1329 y del registro presupuestal, antes de la suscripción del contrato y del inicio de su ejecución, de modo que no se ejecutó gasto alguno sin apropiación que lo respaldara.</w:t>
+        <w:t xml:space="preserve">Invitación anterior al certificado de disponibilidad presupuestal. El equipo auditor observó que la invitación se expidió antes del certificado de disponibilidad presupuestal. En efecto, la invitación, el cierre y la evaluación se surtieron entre el </w:t>
+      </w:r>
+      <w:r>
+        <w:rPr>
+          <w:rFonts w:ascii="Times New Roman" w:eastAsia="Arial" w:hAnsi="Times New Roman" w:cs="Times New Roman"/>
+          <w:highlight w:val="yellow"/>
+          <w:sz w:val="24"/>
+          <w:szCs w:val="24"/>
+          <w:lang w:val="es-CO"/>
+        </w:rPr>
+        <w:t xml:space="preserve">fecha de la invitación</w:t>
+      </w:r>
+      <w:r>
+        <w:rPr>
+          <w:rFonts w:ascii="Times New Roman" w:eastAsia="Arial" w:hAnsi="Times New Roman" w:cs="Times New Roman"/>
+          <w:sz w:val="24"/>
+          <w:szCs w:val="24"/>
+          <w:lang w:val="es-CO"/>
+        </w:rPr>
+        <w:t xml:space="preserve"> y el 3 de octubre de 2025, y el certificado de disponibilidad presupuestal N° 1329 se expidió el 3 de octubre de 2025, antes de la suscripción del contrato y del registro presupuestal del 7 de octubre de 2025. Las actuaciones de la etapa preparatoria son actos de estructuración de la necesidad que no comprometen recursos; el compromiso presupuestal se adquirió con el contrato, ya expedido el certificado y efectuado el registro, de modo que no se ejecutó gasto alguno sin apropiación que lo respaldara.</w:t>
       </w:r>
       <w:r>
         <w:rPr>
@@ -534,7 +831,26 @@
           <w:szCs w:val="24"/>
           <w:lang w:val="es-CO"/>
         </w:rPr>
-        <w:t xml:space="preserve"> No obstante, la entidad acoge la observación como oportunidad de mejora e incorporará en su procedimiento interno la expedición del certificado de disponibilidad presupuestal como paso previo a la apertura de cualquier invitación.</w:t>
+        <w:t xml:space="preserve"> La entidad reconoce que la práctica adecuada es expedir el certificado antes de abrir la invitación </w:t>
+      </w:r>
+      <w:r>
+        <w:rPr>
+          <w:rFonts w:ascii="Times New Roman" w:eastAsia="Arial" w:hAnsi="Times New Roman" w:cs="Times New Roman"/>
+          <w:highlight w:val="yellow"/>
+          <w:sz w:val="24"/>
+          <w:szCs w:val="24"/>
+          <w:lang w:val="es-CO"/>
+        </w:rPr>
+        <w:t xml:space="preserve">indicar si el Manual lo exige expresamente</w:t>
+      </w:r>
+      <w:r>
+        <w:rPr>
+          <w:rFonts w:ascii="Times New Roman" w:eastAsia="Arial" w:hAnsi="Times New Roman" w:cs="Times New Roman"/>
+          <w:sz w:val="24"/>
+          <w:szCs w:val="24"/>
+          <w:lang w:val="es-CO"/>
+        </w:rPr>
+        <w:t xml:space="preserve"> y acoge la observación como acción de mejora en su procedimiento de contratación.</w:t>
       </w:r>
     </w:p>
     <w:p>
@@ -577,7 +893,45 @@
           <w:szCs w:val="24"/>
           <w:lang w:val="es-CO"/>
         </w:rPr>
-        <w:t xml:space="preserve">Cierre y evaluación sin fecha y traslado del informe de evaluación. En los formatos del expediente se omitió consignar las fechas exactas de las etapas de cierre y evaluación. La cronología real del proceso fue la siguiente: cierre de recepción de ofertas, 1 de octubre de 2025; evaluación de la propuesta única, 2 de octubre de 2025, fecha en la que el informe fue comunicado a la proponente; término de traslado para observaciones, 3 de octubre de 2025, sin que se presentaran observaciones, con lo cual la evaluación adquirió firmeza y se procedió a la suscripción del contrato. Se anexa la constancia suscrita por la proponente y por el líder de contratación de la entidad sobre el recibo del informe de evaluación, el traslado surtido y la ausencia de observaciones. Con ella se acredita que el traslado se surtió y que se respetó el derecho de contradicción de la oferente, sin perjuicio de que la entidad ajustará sus formatos para que cada etapa del proceso quede fechada en el acta correspondiente.</w:t>
+        <w:t xml:space="preserve">Cierre y evaluación sin fecha y traslado del informe de evaluación. El equipo auditor observó que los formatos de cierre y evaluación no tienen fecha y que no consta el traslado del informe. La cronología real del proceso fue la siguiente: cierre de recepción de ofertas, 1 de octubre de 2025; evaluación de la propuesta única, 2 de octubre de 2025, fecha en la que el informe fue comunicado a la proponente; término de traslado para observaciones, 3 de octubre de 2025, sin que se presentaran observaciones, con lo cual la evaluación adquirió firmeza y se procedió a la suscripción del contrato. Como los formatos no consignan fecha, se anexa la constancia suscrita por la proponente y por el líder de contratación de la entidad </w:t>
+      </w:r>
+      <w:r>
+        <w:rPr>
+          <w:rFonts w:ascii="Times New Roman" w:eastAsia="Arial" w:hAnsi="Times New Roman" w:cs="Times New Roman"/>
+          <w:highlight w:val="yellow"/>
+          <w:sz w:val="24"/>
+          <w:szCs w:val="24"/>
+          <w:lang w:val="es-CO"/>
+        </w:rPr>
+        <w:t xml:space="preserve">el 3 de octubre de 2025, si es el original de esa fecha / el ... de octubre de 2026, como certificación de los hechos ocurridos los días 2 y 3 de octubre de 2025</w:t>
+      </w:r>
+      <w:r>
+        <w:rPr>
+          <w:rFonts w:ascii="Times New Roman" w:eastAsia="Arial" w:hAnsi="Times New Roman" w:cs="Times New Roman"/>
+          <w:sz w:val="24"/>
+          <w:szCs w:val="24"/>
+          <w:lang w:val="es-CO"/>
+        </w:rPr>
+        <w:t xml:space="preserve">, en la que ambos dan cuenta de que el informe de evaluación fue comunicado a la proponente el 2 de octubre de 2025, de que el término de traslado transcurrió el 3 de octubre de 2025 y de que no se presentaron observaciones </w:t>
+      </w:r>
+      <w:r>
+        <w:rPr>
+          <w:rFonts w:ascii="Times New Roman" w:eastAsia="Arial" w:hAnsi="Times New Roman" w:cs="Times New Roman"/>
+          <w:highlight w:val="yellow"/>
+          <w:sz w:val="24"/>
+          <w:szCs w:val="24"/>
+          <w:lang w:val="es-CO"/>
+        </w:rPr>
+        <w:t xml:space="preserve">si existe, anexar el correo o radicado del 2 de octubre de 2025 con el que se remitió el informe</w:t>
+      </w:r>
+      <w:r>
+        <w:rPr>
+          <w:rFonts w:ascii="Times New Roman" w:eastAsia="Arial" w:hAnsi="Times New Roman" w:cs="Times New Roman"/>
+          <w:sz w:val="24"/>
+          <w:szCs w:val="24"/>
+          <w:lang w:val="es-CO"/>
+        </w:rPr>
+        <w:t xml:space="preserve">. Con estos documentos se da cuenta de que el traslado se surtió y de que se respetó el derecho de contradicción de la proponente, sin perjuicio de que la entidad ajustará sus formatos para que cada etapa del proceso quede fechada en el acta correspondiente.</w:t>
       </w:r>
     </w:p>
     <w:p>
@@ -620,7 +974,26 @@
           <w:szCs w:val="24"/>
           <w:lang w:val="es-CO"/>
         </w:rPr>
-        <w:t xml:space="preserve">Plazo reportado en el formato de rendición. El plazo pactado fue de un mes contado a partir del acta de inicio del 9 de octubre de 2025, esto es, hasta el 8 de noviembre de 2025. Los bienes ingresaron al almacén el 20 de octubre de 2025 y se recibieron a satisfacción el 31 de octubre de 2025, dentro del plazo contractual. Las fechas registradas en el formato de rendición, del 7 al 26 de octubre de 2025, obedecen a un error de digitación ya reconocido en la respuesta del 29 de septiembre de 2026, que no altera el plazo pactado ni su cumplimiento. La entidad solicita igualmente orientación sobre el mecanismo para corregir el reporte.</w:t>
+        <w:t xml:space="preserve">Plazo y rubro reportados en el formato de rendición. El equipo auditor observó que el formato de rendición registra un plazo de diecinueve días, del 7 al 26 de octubre de 2025, que no coincide con el del contrato, y un rubro distinto del afectado. El plazo pactado fue de un mes contado a partir del acta de inicio del 9 de octubre de 2025, esto es, hasta el 8 de noviembre de 2025. La fecha inicial registrada en el formato, 7 de octubre de 2025, corresponde a la fecha del contrato y no a la del acta de inicio, y la fecha final, 26 de octubre de 2025, no corresponde a ningún hito del contrato; se trata de un error de diligenciamiento ya reconocido en la respuesta del 29 de septiembre de 2026, que no altera el plazo pactado ni su cumplimiento, pues los bienes ingresaron al almacén el 20 de octubre de 2025 y se recibieron a satisfacción el 31 de octubre de 2025. El rubro reportado, </w:t>
+      </w:r>
+      <w:r>
+        <w:rPr>
+          <w:rFonts w:ascii="Times New Roman" w:eastAsia="Arial" w:hAnsi="Times New Roman" w:cs="Times New Roman"/>
+          <w:highlight w:val="yellow"/>
+          <w:sz w:val="24"/>
+          <w:szCs w:val="24"/>
+          <w:lang w:val="es-CO"/>
+        </w:rPr>
+        <w:t xml:space="preserve">código registrado en el formato</w:t>
+      </w:r>
+      <w:r>
+        <w:rPr>
+          <w:rFonts w:ascii="Times New Roman" w:eastAsia="Arial" w:hAnsi="Times New Roman" w:cs="Times New Roman"/>
+          <w:sz w:val="24"/>
+          <w:szCs w:val="24"/>
+          <w:lang w:val="es-CO"/>
+        </w:rPr>
+        <w:t xml:space="preserve">, tampoco corresponde a los rubros que amparan el contrato, que son los 2.1.2.01.01.003.03.11 a 2.1.2.01.01.003.03.20, financiados con los recursos de la Resolución 877 de 2025, como consta en el certificado de disponibilidad presupuestal. La entidad solicita igualmente orientación sobre el mecanismo para corregir el reporte.</w:t>
       </w:r>
     </w:p>
     <w:p>
@@ -663,7 +1036,7 @@
           <w:szCs w:val="24"/>
           <w:lang w:val="es-CO"/>
         </w:rPr>
-        <w:t xml:space="preserve">Calidad del supervisor. La supervisión del contrato fue ejercida por una misma funcionaria, la doctora Yolima Beltrán Santander, designada mediante comunicación del 7 de octubre de 2025, quien suscribió el acta de inicio, el acta de recibo final y el formato de supervisión. La diferencia en la denominación de su cargo entre la cláusula del contrato y las actas obedece a un error de diligenciamiento de plantillas y no a un cambio de supervisor. Se anexa la designación.</w:t>
+        <w:t xml:space="preserve">Calidad de la supervisora. El equipo auditor observó que el contrato asigna la supervisión al Subgerente Administrativo y Financiero, que las actas la atribuyen a la Subdirectora Científica y que el formato de supervisión identifica a la misma persona con el primer cargo. La supervisión fue ejercida por una misma funcionaria, la doctora Yolima Beltrán Santander, cuyo cargo es el de Subdirectora Científica, designada mediante comunicación del 7 de octubre de 2025, quien suscribió el acta de inicio, el acta de recibo final y el formato de supervisión. La cláusula novena del contrato y el formato de supervisión registran un cargo distinto por un error de diligenciamiento de plantillas, que no supuso un cambio de supervisora. Se anexa la designación.</w:t>
       </w:r>
     </w:p>
     <w:p>
@@ -706,7 +1079,7 @@
           <w:szCs w:val="24"/>
           <w:lang w:val="es-CO"/>
         </w:rPr>
-        <w:t xml:space="preserve">Nombre de la contratista. La contratista es la señora Chiquinquirá Contreras Rodríguez, identificada con la cédula de ciudadanía 60.371.860 de Cúcuta, tal como consta en la póliza, en el registro presupuestal, en el comprobante de egreso y en el reporte de rendición. En el contrato, en algunas actas y en el acta de aprobación de la garantía se consignó por error el segundo apellido como "Contreras". Se trata de un error de transcripción que no genera duda sobre la identidad de la contratista, pues el número de cédula es el mismo en todos los documentos, aspecto ya aclarado en la respuesta del 29 de septiembre de 2026.</w:t>
+        <w:t xml:space="preserve">Nombre de la contratista. El equipo auditor observó que el segundo apellido de la contratista difiere entre documentos. La contratista es la señora Chiquinquirá Contreras Rodríguez, identificada con la cédula de ciudadanía 60.371.860 de Cúcuta, tal como consta en la póliza, en el registro presupuestal, en el comprobante de egreso y en el formato de rendición. En el contrato, en algunas actas y en el acta de aprobación de la garantía se consignó por error el segundo apellido como "Contreras". Se trata de un error de transcripción que no genera duda sobre la identidad de la contratista, pues el número de cédula es el mismo en todos los documentos, aspecto ya aclarado en la respuesta del 29 de septiembre de 2026.</w:t>
       </w:r>
     </w:p>
     <w:p>
@@ -749,7 +1122,26 @@
           <w:szCs w:val="24"/>
           <w:lang w:val="es-CO"/>
         </w:rPr>
-        <w:t xml:space="preserve">Número del certificado de disponibilidad presupuestal citado en el contrato. El contrato cita el certificado de disponibilidad presupuestal como N° 1239, cuando el correcto es el N° 1329, que ampara el proceso por el valor contratado. Se trata de una transposición de dígitos, corregida en la respuesta del 29 de septiembre de 2026. El certificado y el registro presupuestal se anexan.</w:t>
+        <w:t xml:space="preserve">Número del certificado de disponibilidad presupuestal citado en el contrato. El contrato cita el certificado de disponibilidad presupuestal como N° 1239, cuando el correcto es el N° 1329, que ampara el proceso por el valor contratado. Se trata de una transposición de dígitos, aclarada en la respuesta del 29 de septiembre de 2026. El certificado y el registro presupuestal se anexan </w:t>
+      </w:r>
+      <w:r>
+        <w:rPr>
+          <w:rFonts w:ascii="Times New Roman" w:eastAsia="Arial" w:hAnsi="Times New Roman" w:cs="Times New Roman"/>
+          <w:highlight w:val="yellow"/>
+          <w:sz w:val="24"/>
+          <w:szCs w:val="24"/>
+          <w:lang w:val="es-CO"/>
+        </w:rPr>
+        <w:t xml:space="preserve">si se obtiene, anexar certificación del área de presupuesto sobre el CDP 1329 y la inexistencia de un CDP 1239 para este contrato</w:t>
+      </w:r>
+      <w:r>
+        <w:rPr>
+          <w:rFonts w:ascii="Times New Roman" w:eastAsia="Arial" w:hAnsi="Times New Roman" w:cs="Times New Roman"/>
+          <w:sz w:val="24"/>
+          <w:szCs w:val="24"/>
+          <w:lang w:val="es-CO"/>
+        </w:rPr>
+        <w:t xml:space="preserve">.</w:t>
       </w:r>
     </w:p>
     <w:p>
@@ -792,7 +1184,7 @@
           <w:szCs w:val="24"/>
           <w:lang w:val="es-CO"/>
         </w:rPr>
-        <w:t xml:space="preserve">Informe de actividades, certificación de supervisión y acreditación de la entrega de los equipos. El pago del contrato se soportó en los documentos que acreditan la entrega real de los bienes: la factura electrónica FE-2920 del 17 de octubre de 2025, el comprobante de ingreso al almacén FCAF-53 del 20 de octubre de 2025 y el acta de recibo final del 31 de octubre de 2025, suscrita por la supervisora. El informe de actividades y el formato de supervisión del 27 de noviembre de 2025 consolidaron en el expediente la certificación de cumplimiento. Dado que el informe de actividades no detalla las cantidades, seriales y sedes de destino de los equipos, se anexa la relación detallada de los portátiles e impresoras entregados, con marca, modelo, serial y sede a la que fueron asignados, junto con el registro fotográfico de los equipos. </w:t>
+        <w:t xml:space="preserve">Informe de actividades, certificación de supervisión y acreditación de la entrega de los equipos. El equipo auditor observó que la certificación de supervisión y el informe de actividades, ambos del 27 de noviembre de 2025, son posteriores al egreso, y que el informe no detalla cantidades ni seriales de los equipos. El pago se efectuó mediante el comprobante de egreso N° </w:t>
       </w:r>
       <w:r>
         <w:rPr>
@@ -802,16 +1194,92 @@
           <w:szCs w:val="24"/>
           <w:lang w:val="es-CO"/>
         </w:rPr>
-        <w:t xml:space="preserve">Confirmar con la E.S.E. si existe registro fotográfico de la entrega. Si no existe, reemplazar la frase anterior por: "Como la entidad no conservó registro fotográfico del momento de la entrega, la existencia y ubicación de los equipos se acredita con la relación de seriales y con el registro fotográfico actual de los equipos en las sedes."</w:t>
-      </w:r>
-      <w:r>
-        <w:rPr>
-          <w:rFonts w:ascii="Times New Roman" w:eastAsia="Arial" w:hAnsi="Times New Roman" w:cs="Times New Roman"/>
-          <w:sz w:val="24"/>
-          <w:szCs w:val="24"/>
-          <w:lang w:val="es-CO"/>
-        </w:rPr>
-        <w:t xml:space="preserve"> Como acción de mejora, la entidad ajustará el formato de informe de actividades para los contratos de suministro, de modo que incluya la relación de los bienes entregados con sus seriales.</w:t>
+        <w:t xml:space="preserve">número</w:t>
+      </w:r>
+      <w:r>
+        <w:rPr>
+          <w:rFonts w:ascii="Times New Roman" w:eastAsia="Arial" w:hAnsi="Times New Roman" w:cs="Times New Roman"/>
+          <w:sz w:val="24"/>
+          <w:szCs w:val="24"/>
+          <w:lang w:val="es-CO"/>
+        </w:rPr>
+        <w:t xml:space="preserve"> del </w:t>
+      </w:r>
+      <w:r>
+        <w:rPr>
+          <w:rFonts w:ascii="Times New Roman" w:eastAsia="Arial" w:hAnsi="Times New Roman" w:cs="Times New Roman"/>
+          <w:highlight w:val="yellow"/>
+          <w:sz w:val="24"/>
+          <w:szCs w:val="24"/>
+          <w:lang w:val="es-CO"/>
+        </w:rPr>
+        <w:t xml:space="preserve">fecha</w:t>
+      </w:r>
+      <w:r>
+        <w:rPr>
+          <w:rFonts w:ascii="Times New Roman" w:eastAsia="Arial" w:hAnsi="Times New Roman" w:cs="Times New Roman"/>
+          <w:sz w:val="24"/>
+          <w:szCs w:val="24"/>
+          <w:lang w:val="es-CO"/>
+        </w:rPr>
+        <w:t xml:space="preserve">, con fundamento en la factura electrónica FE-2920 del 17 de octubre de 2025, en el comprobante de ingreso al almacén FCAF-53 del 20 de octubre de 2025 y en el acta de recibo final del 31 de octubre de 2025 suscrita por la supervisora </w:t>
+      </w:r>
+      <w:r>
+        <w:rPr>
+          <w:rFonts w:ascii="Times New Roman" w:eastAsia="Arial" w:hAnsi="Times New Roman" w:cs="Times New Roman"/>
+          <w:highlight w:val="yellow"/>
+          <w:sz w:val="24"/>
+          <w:szCs w:val="24"/>
+          <w:lang w:val="es-CO"/>
+        </w:rPr>
+        <w:t xml:space="preserve">confirmar que el acta es anterior al egreso; si no lo es, reemplazar por: "y en la verificación de la entrega efectuada por la supervisora"</w:t>
+      </w:r>
+      <w:r>
+        <w:rPr>
+          <w:rFonts w:ascii="Times New Roman" w:eastAsia="Arial" w:hAnsi="Times New Roman" w:cs="Times New Roman"/>
+          <w:sz w:val="24"/>
+          <w:szCs w:val="24"/>
+          <w:lang w:val="es-CO"/>
+        </w:rPr>
+        <w:t xml:space="preserve">, documentos que acreditan la entrega real de los bienes antes del pago. El informe de actividades y el formato de supervisión se incorporaron al expediente con posterioridad, situación que la entidad reconoce y que corregirá exigiendo ambos documentos como requisito previo de cada pago. Como el informe de actividades no detalla las cantidades, seriales y sedes de destino de los equipos, se anexa la relación de los portátiles e impresoras entregados, con marca, modelo, serial y sede a la que fueron asignados, levantada por el almacén y la supervisión </w:t>
+      </w:r>
+      <w:r>
+        <w:rPr>
+          <w:rFonts w:ascii="Times New Roman" w:eastAsia="Arial" w:hAnsi="Times New Roman" w:cs="Times New Roman"/>
+          <w:highlight w:val="yellow"/>
+          <w:sz w:val="24"/>
+          <w:szCs w:val="24"/>
+          <w:lang w:val="es-CO"/>
+        </w:rPr>
+        <w:t xml:space="preserve">fecha</w:t>
+      </w:r>
+      <w:r>
+        <w:rPr>
+          <w:rFonts w:ascii="Times New Roman" w:eastAsia="Arial" w:hAnsi="Times New Roman" w:cs="Times New Roman"/>
+          <w:sz w:val="24"/>
+          <w:szCs w:val="24"/>
+          <w:lang w:val="es-CO"/>
+        </w:rPr>
+        <w:t xml:space="preserve"> a partir de la factura FE-2920 y del comprobante FCAF-53, junto con el registro fotográfico actual de los equipos en las sedes </w:t>
+      </w:r>
+      <w:r>
+        <w:rPr>
+          <w:rFonts w:ascii="Times New Roman" w:eastAsia="Arial" w:hAnsi="Times New Roman" w:cs="Times New Roman"/>
+          <w:highlight w:val="yellow"/>
+          <w:sz w:val="24"/>
+          <w:szCs w:val="24"/>
+          <w:lang w:val="es-CO"/>
+        </w:rPr>
+        <w:t xml:space="preserve">si se conserva registro fotográfico de la entrega, indicarlo; si no, usar: "Como la entidad no levantó registro fotográfico en el momento de la entrega, la existencia y ubicación de los equipos se acredita con la relación de seriales y con el registro fotográfico actual"</w:t>
+      </w:r>
+      <w:r>
+        <w:rPr>
+          <w:rFonts w:ascii="Times New Roman" w:eastAsia="Arial" w:hAnsi="Times New Roman" w:cs="Times New Roman"/>
+          <w:sz w:val="24"/>
+          <w:szCs w:val="24"/>
+          <w:lang w:val="es-CO"/>
+        </w:rPr>
+        <w:t xml:space="preserve">. Como acción de mejora, la entidad ajustará el formato de informe de actividades de los contratos de suministro, de modo que incluya la relación de los bienes entregados con sus seriales.</w:t>
       </w:r>
     </w:p>
     <w:p>
@@ -854,7 +1322,26 @@
           <w:szCs w:val="24"/>
           <w:lang w:val="es-CO"/>
         </w:rPr>
-        <w:t xml:space="preserve">Correo electrónico registrado en el formato de supervisión. El formato de supervisión de ejecución presentado para el pago registraba un correo electrónico que no corresponde a la contratista. Advertida la inconsistencia, la entidad solicitó a la contratista, el 2 de octubre de 2026, la corrección del formato, y esta lo remitió nuevamente con el correo correcto, factura20.system@gmail.com, que es el mismo que figura en la constancia de traslado del informe de evaluación del 3 de octubre de 2025. Se anexan la solicitud, la constancia de subsanación del 5 de octubre de 2026 y el formato corregido.</w:t>
+        <w:t xml:space="preserve">Formato de supervisión. El equipo auditor observó que el formato de supervisión registra como correo de la contratista uno de un dominio ajeno y que corresponde a una plantilla de contratos de prestación de servicios personales. Al revisar el expediente, la entidad confirmó que el correo registrado no es el de la contratista; el formato original se conserva en el expediente y, a solicitud de la entidad del 2 de octubre de 2026, la contratista remitió un formato complementario con su correo correcto, factura20.system@gmail.com, que es el mismo que figura en la constancia de recibo y traslado del informe de evaluación relacionada en el literal d). En cuanto al formato, la entidad utilizó para este contrato la plantilla institucional de supervisión de contratos de prestación de servicios, por lo que la certificación conserva expresiones propias de esos contratos y la referencia a la sede donde reposa el expediente </w:t>
+      </w:r>
+      <w:r>
+        <w:rPr>
+          <w:rFonts w:ascii="Times New Roman" w:eastAsia="Arial" w:hAnsi="Times New Roman" w:cs="Times New Roman"/>
+          <w:highlight w:val="yellow"/>
+          <w:sz w:val="24"/>
+          <w:szCs w:val="24"/>
+          <w:lang w:val="es-CO"/>
+        </w:rPr>
+        <w:t xml:space="preserve">indicar la sede real</w:t>
+      </w:r>
+      <w:r>
+        <w:rPr>
+          <w:rFonts w:ascii="Times New Roman" w:eastAsia="Arial" w:hAnsi="Times New Roman" w:cs="Times New Roman"/>
+          <w:sz w:val="24"/>
+          <w:szCs w:val="24"/>
+          <w:lang w:val="es-CO"/>
+        </w:rPr>
+        <w:t xml:space="preserve">; la entidad adoptará un formato específico para los contratos de suministro. Se anexan la solicitud del 2 de octubre de 2026, la constancia de subsanación del 5 de octubre de 2026 y el formato complementario.</w:t>
       </w:r>
     </w:p>
     <w:p>
@@ -897,7 +1384,83 @@
           <w:szCs w:val="24"/>
           <w:lang w:val="es-CO"/>
         </w:rPr>
-        <w:t xml:space="preserve">Descuentos de estampillas. Al momento del pago se descontó únicamente la Estampilla Pro-Hospital Universitario Erasmo Meoz, por $879.800, equivalente al 2% sobre la base de $43.990.000 antes de IVA. Revisada la liquidación frente al Estatuto de Rentas del Departamento, la entidad concluyó que también resultaban aplicables las estampillas Pro-Cultura, Pro-Adulto Mayor y Pro-Universidad Francisco de Paula Santander, que no fueron descontadas. La entidad acepta la observación, ha dispuesto liquidar los valores correspondientes y adelantar las actuaciones administrativas y contables necesarias para su reconocimiento y traslado a las entidades beneficiarias, y fortalecerá el procedimiento interno de revisión de los descuentos tributarios aplicables a cada contrato. La comunicación suscrita por la Gerencia sobre este punto se anexa.</w:t>
+        <w:t xml:space="preserve">Descuentos de estampillas. El equipo auditor observó que al momento del pago se descontó únicamente la Estampilla Pro-Hospital Universitario Erasmo Meoz, por $879.800, equivalente al 2% sobre la base de $43.990.000, valor antes de IVA. En la comunicación del 5 de octubre de 2026 que se anexa, la entidad reconoció que la liquidación de los descuentos departamentales de este contrato fue incompleta. En desarrollo de esa revisión, la entidad confrontará la liquidación con el estatuto tributario departamental vigente en la fecha del hecho generador, teniendo en cuenta que el contrato se suscribió el </w:t>
+      </w:r>
+      <w:r>
+        <w:rPr>
+          <w:rFonts w:ascii="Times New Roman" w:eastAsia="Arial" w:hAnsi="Times New Roman" w:cs="Times New Roman"/>
+          <w:highlight w:val="yellow"/>
+          <w:sz w:val="24"/>
+          <w:szCs w:val="24"/>
+          <w:lang w:val="es-CO"/>
+        </w:rPr>
+        <w:t xml:space="preserve">7</w:t>
+      </w:r>
+      <w:r>
+        <w:rPr>
+          <w:rFonts w:ascii="Times New Roman" w:eastAsia="Arial" w:hAnsi="Times New Roman" w:cs="Times New Roman"/>
+          <w:sz w:val="24"/>
+          <w:szCs w:val="24"/>
+          <w:lang w:val="es-CO"/>
+        </w:rPr>
+        <w:t xml:space="preserve"> de octubre de 2025 y se pagó el </w:t>
+      </w:r>
+      <w:r>
+        <w:rPr>
+          <w:rFonts w:ascii="Times New Roman" w:eastAsia="Arial" w:hAnsi="Times New Roman" w:cs="Times New Roman"/>
+          <w:highlight w:val="yellow"/>
+          <w:sz w:val="24"/>
+          <w:szCs w:val="24"/>
+          <w:lang w:val="es-CO"/>
+        </w:rPr>
+        <w:t xml:space="preserve">fecha del egreso</w:t>
+      </w:r>
+      <w:r>
+        <w:rPr>
+          <w:rFonts w:ascii="Times New Roman" w:eastAsia="Arial" w:hAnsi="Times New Roman" w:cs="Times New Roman"/>
+          <w:sz w:val="24"/>
+          <w:szCs w:val="24"/>
+          <w:lang w:val="es-CO"/>
+        </w:rPr>
+        <w:t xml:space="preserve">, e incluirá en la verificación las estampillas Pro-Cultura, Pro-Adulto Mayor y Pro-Universidad Francisco de Paula Santander y la Tasa Prodeporte y Recreación </w:t>
+      </w:r>
+      <w:r>
+        <w:rPr>
+          <w:rFonts w:ascii="Times New Roman" w:eastAsia="Arial" w:hAnsi="Times New Roman" w:cs="Times New Roman"/>
+          <w:highlight w:val="yellow"/>
+          <w:sz w:val="24"/>
+          <w:szCs w:val="24"/>
+          <w:lang w:val="es-CO"/>
+        </w:rPr>
+        <w:t xml:space="preserve">confirmar con la Secretaría de Hacienda departamental qué estatuto regía en esa fecha y cuáles gravámenes aplicaban</w:t>
+      </w:r>
+      <w:r>
+        <w:rPr>
+          <w:rFonts w:ascii="Times New Roman" w:eastAsia="Arial" w:hAnsi="Times New Roman" w:cs="Times New Roman"/>
+          <w:sz w:val="24"/>
+          <w:szCs w:val="24"/>
+          <w:lang w:val="es-CO"/>
+        </w:rPr>
+        <w:t xml:space="preserve">. Los valores que resulten se liquidarán y trasladarán a las entidades beneficiarias </w:t>
+      </w:r>
+      <w:r>
+        <w:rPr>
+          <w:rFonts w:ascii="Times New Roman" w:eastAsia="Arial" w:hAnsi="Times New Roman" w:cs="Times New Roman"/>
+          <w:highlight w:val="yellow"/>
+          <w:sz w:val="24"/>
+          <w:szCs w:val="24"/>
+          <w:lang w:val="es-CO"/>
+        </w:rPr>
+        <w:t xml:space="preserve">indicar si se gestionará el reintegro por parte de la contratista o si los asumirá la entidad, y el plazo</w:t>
+      </w:r>
+      <w:r>
+        <w:rPr>
+          <w:rFonts w:ascii="Times New Roman" w:eastAsia="Arial" w:hAnsi="Times New Roman" w:cs="Times New Roman"/>
+          <w:sz w:val="24"/>
+          <w:szCs w:val="24"/>
+          <w:lang w:val="es-CO"/>
+        </w:rPr>
+        <w:t xml:space="preserve">, y la entidad fortalecerá el procedimiento interno de revisión de los descuentos aplicables a cada contrato, según el objeto, la base gravable y la fuente de financiación.</w:t>
       </w:r>
     </w:p>
     <w:p>
@@ -940,7 +1503,26 @@
           <w:szCs w:val="24"/>
           <w:lang w:val="es-CO"/>
         </w:rPr>
-        <w:t xml:space="preserve">Garantía única. Se anexa la póliza de garantía única de cumplimiento en favor de entidades estatales N° 460-47-994000091804, expedida por Aseguradora Solidaria de Colombia el 9 de octubre de 2025, con los amparos de cumplimiento y de calidad del bien, cada uno por $4.632.130, equivalentes al 10% del valor del contrato, con vigencia del 7 de octubre de 2025 al 7 de mayo de 2026, que cubre el plazo contractual y seis meses más, conforme a la cláusula décima del contrato, junto con el acta de aprobación de pólizas del 9 de octubre de 2025, fecha en la que también se suscribió el acta de inicio. La póliza de responsabilidad civil extracontractual fue remitida con anterioridad.</w:t>
+        <w:t xml:space="preserve">Garantía única. El equipo auditor observó que no se había aportado la póliza de cumplimiento y calidad. Se anexa la póliza de garantía única de cumplimiento en favor de entidades estatales N° 460-47-994000091804, expedida por Aseguradora Solidaria de Colombia el 9 de octubre de 2025, con los amparos de cumplimiento y de calidad del bien, cada uno por $4.632.130, equivalentes al 10% del valor del contrato, con vigencia del 7 de octubre de 2025 al 7 de mayo de 2026, que supera en más de seis meses la fecha del recibo final de los bienes. Se anexa también el acta de aprobación de pólizas del 9 de octubre de 2025, fecha en la que se suscribió el acta de inicio; en esa acta el número de la póliza aparece con un dígito adicional y el amparo de calidad con la denominación "calidad del servicio", errores de transcripción que no afectan la identificación de la garantía. La póliza de responsabilidad civil extracontractual, remitida con anterioridad, se anexa de nuevo para facilidad de consulta </w:t>
+      </w:r>
+      <w:r>
+        <w:rPr>
+          <w:rFonts w:ascii="Times New Roman" w:eastAsia="Arial" w:hAnsi="Times New Roman" w:cs="Times New Roman"/>
+          <w:highlight w:val="yellow"/>
+          <w:sz w:val="24"/>
+          <w:szCs w:val="24"/>
+          <w:lang w:val="es-CO"/>
+        </w:rPr>
+        <w:t xml:space="preserve">verificar que se anexe</w:t>
+      </w:r>
+      <w:r>
+        <w:rPr>
+          <w:rFonts w:ascii="Times New Roman" w:eastAsia="Arial" w:hAnsi="Times New Roman" w:cs="Times New Roman"/>
+          <w:sz w:val="24"/>
+          <w:szCs w:val="24"/>
+          <w:lang w:val="es-CO"/>
+        </w:rPr>
+        <w:t xml:space="preserve">.</w:t>
       </w:r>
     </w:p>
     <w:p>
@@ -1005,7 +1587,7 @@
           <w:szCs w:val="24"/>
           <w:lang w:val="es-CO"/>
         </w:rPr>
-        <w:t xml:space="preserve">Estudios previos del proceso. </w:t>
+        <w:t xml:space="preserve">Estudio previo del proceso. </w:t>
       </w:r>
       <w:r>
         <w:rPr>
@@ -1068,7 +1650,7 @@
           <w:szCs w:val="24"/>
           <w:lang w:val="es-CO"/>
         </w:rPr>
-        <w:t xml:space="preserve">No están en la carpeta compartida: verificar que se anexen.</w:t>
+        <w:t xml:space="preserve">No están en la carpeta compartida: verificar que existan con fechas de 2025 y que se anexen.</w:t>
       </w:r>
     </w:p>
     <w:p>
@@ -1111,7 +1693,17 @@
           <w:szCs w:val="24"/>
           <w:lang w:val="es-CO"/>
         </w:rPr>
-        <w:t xml:space="preserve">Constancia de recibo, traslado y manifestación sobre el informe de evaluación, del 3 de octubre de 2025.</w:t>
+        <w:t xml:space="preserve">Constancia de recibo, traslado y manifestación sobre el informe de evaluación de la invitación privada N° 017 de 2025, suscrita por la proponente y por el líder de contratación. </w:t>
+      </w:r>
+      <w:r>
+        <w:rPr>
+          <w:rFonts w:ascii="Times New Roman" w:eastAsia="Arial" w:hAnsi="Times New Roman" w:cs="Times New Roman"/>
+          <w:highlight w:val="yellow"/>
+          <w:sz w:val="24"/>
+          <w:szCs w:val="24"/>
+          <w:lang w:val="es-CO"/>
+        </w:rPr>
+        <w:t xml:space="preserve">Indicar la fecha real de suscripción y verificar que el documento anexado esté firmado.</w:t>
       </w:r>
     </w:p>
     <w:p>
@@ -1197,7 +1789,7 @@
           <w:szCs w:val="24"/>
           <w:lang w:val="es-CO"/>
         </w:rPr>
-        <w:t xml:space="preserve">Certificado de disponibilidad presupuestal N° 1329 y registro presupuestal del contrato. </w:t>
+        <w:t xml:space="preserve">Certificado de disponibilidad presupuestal N° 1329 del 3 de octubre de 2025 y registro presupuestal del 7 de octubre de 2025. </w:t>
       </w:r>
       <w:r>
         <w:rPr>
@@ -1303,7 +1895,7 @@
           <w:szCs w:val="24"/>
           <w:lang w:val="es-CO"/>
         </w:rPr>
-        <w:t xml:space="preserve">Póliza de garantía única N° 460-47-994000091804 y acta de aprobación de pólizas del 9 de octubre de 2025.</w:t>
+        <w:t xml:space="preserve">Póliza de garantía única N° 460-47-994000091804, acta de aprobación de pólizas del 9 de octubre de 2025 y póliza de responsabilidad civil extracontractual.</w:t>
       </w:r>
     </w:p>
     <w:p>
@@ -1452,7 +2044,7 @@
           <w:szCs w:val="24"/>
           <w:lang w:val="es-CO"/>
         </w:rPr>
-        <w:t xml:space="preserve">Acta de recibo final del 31 de octubre de 2025. </w:t>
+        <w:t xml:space="preserve">Acta de recibo final del 31 de octubre de 2025 y comprobante de egreso del pago. </w:t>
       </w:r>
       <w:r>
         <w:rPr>
@@ -1462,7 +2054,7 @@
           <w:szCs w:val="24"/>
           <w:lang w:val="es-CO"/>
         </w:rPr>
-        <w:t xml:space="preserve">Verificar que se anexe.</w:t>
+        <w:t xml:space="preserve">Verificar que se anexen.</w:t>
       </w:r>
     </w:p>
     <w:p>
@@ -1505,7 +2097,7 @@
           <w:szCs w:val="24"/>
           <w:lang w:val="es-CO"/>
         </w:rPr>
-        <w:t xml:space="preserve">Relación detallada de los equipos entregados, con marca, modelo, serial y sede de destino, y registro fotográfico. </w:t>
+        <w:t xml:space="preserve">Relación de los equipos entregados, con marca, modelo, serial y sede de destino, y registro fotográfico. </w:t>
       </w:r>
       <w:r>
         <w:rPr>
@@ -1558,7 +2150,7 @@
           <w:szCs w:val="24"/>
           <w:lang w:val="es-CO"/>
         </w:rPr>
-        <w:t xml:space="preserve">Solicitud de subsanación del formato de supervisión del 2 de octubre de 2026, constancia de subsanación del 5 de octubre de 2026 y formato de supervisión de ejecución corregido.</w:t>
+        <w:t xml:space="preserve">Solicitud de subsanación del formato de supervisión del 2 de octubre de 2026, constancia de subsanación del 5 de octubre de 2026 y formato de supervisión complementario.</w:t>
       </w:r>
     </w:p>
     <w:p>
@@ -1601,7 +2193,7 @@
           <w:szCs w:val="24"/>
           <w:lang w:val="es-CO"/>
         </w:rPr>
-        <w:t xml:space="preserve">Comunicación de la Gerencia sobre los descuentos de estampillas y el comprobante de egreso de los contratos 983 y 1058 de 2025, del 5 de octubre de 2026.</w:t>
+        <w:t xml:space="preserve">Comunicación de la Gerente del 5 de octubre de 2026 sobre el comprobante de egreso CE-10343 del Contrato N° 1058 de 2025, cuya parte final se refiere a los descuentos de estampillas del Contrato N° 983 de 2025.</w:t>
       </w:r>
     </w:p>
     <w:p>
@@ -1644,7 +2236,7 @@
           <w:szCs w:val="24"/>
           <w:lang w:val="es-CO"/>
         </w:rPr>
-        <w:t xml:space="preserve">Con fundamento en lo expuesto y en los documentos que se anexan, la E.S.E. Hospital Regional Centro solicita respetuosamente al equipo auditor valorar la información remitida y tener por atendidas las observaciones relativas al Contrato de Suministro N° 983 de 2025. Las imprecisiones de forma advertidas por la auditoría han sido reconocidas y corregidas en los términos indicados, y las acciones de mejora señaladas serán incorporadas en el plan de mejoramiento que resulte del proceso auditor.</w:t>
+        <w:t xml:space="preserve">Con fundamento en lo expuesto y en los documentos que se anexan, la E.S.E. Hospital Regional Centro solicita respetuosamente al equipo auditor valorar la información remitida y tener por atendidas las observaciones relativas al Contrato de Suministro N° 983 de 2025. Las imprecisiones de forma advertidas han sido corregidas o aclaradas en los términos indicados; la corrección del formato de rendición y la liquidación de los descuentos departamentales se adelantarán conforme a las indicaciones del equipo auditor y a la verificación anunciada, y las acciones de mejora señaladas se incorporarán al plan de mejoramiento que resulte del proceso auditor.</w:t>
       </w:r>
     </w:p>
     <w:p>
@@ -1665,7 +2257,7 @@
           <w:szCs w:val="24"/>
           <w:lang w:val="es-CO"/>
         </w:rPr>
-        <w:t xml:space="preserve">Reiteramos nuestra disposición de aportar cualquier información o aclaración adicional que el equipo auditor considere necesaria y de atender las visitas o verificaciones que estime pertinentes, en desarrollo de los principios de colaboración y transparencia que orientan la relación de la entidad con el órgano de control.</w:t>
+        <w:t xml:space="preserve">La entidad reitera su disposición de aportar cualquier información o aclaración adicional que el equipo auditor considere necesaria y de atender las visitas o verificaciones que estime pertinentes, en desarrollo de los principios de colaboración y transparencia que orientan su relación con el órgano de control.</w:t>
       </w:r>
     </w:p>
     <w:p>
@@ -2290,7 +2882,7 @@
           <w:szCs w:val="18"/>
           <w:lang w:val="es-CO"/>
         </w:rPr>
-        <w:t xml:space="preserve">Decreto 111 de 1996, artículo 71, y Decreto 115 de 1996, artículo 21, normas que rigen el presupuesto de la E.S.E. por remisión del artículo 68 de sus Estatutos, Acuerdo 006 de 2014 de la Junta Directiva.</w:t>
+        <w:t xml:space="preserve">Estatutos de la E.S.E., Acuerdo 006 de 2014 de la Junta Directiva, artículo 68, que remite en materia presupuestal a los Decretos 111 y 115 de 1996, cuyos artículos 71 y 21 exigen certificado de disponibilidad previo para los actos que afecten las apropiaciones y registro presupuestal para los compromisos.</w:t>
       </w:r>
     </w:p>
   </w:footnote>

--- a/caso-contraloria-ese-hrc/Oficio Contraloria - Contrato 983 de 2025.docx
+++ b/caso-contraloria-ese-hrc/Oficio Contraloria - Contrato 983 de 2025.docx
@@ -250,7 +250,7 @@
           <w:szCs w:val="24"/>
           <w:lang w:val="es-CO"/>
         </w:rPr>
-        <w:t xml:space="preserve">Mediante la comunicación con radicado N° 20262010017741, ese órgano de control notificó la apertura de la Auditoría Financiera de Gestión y Resultados Abreviada a la E.S.E. Hospital Regional Centro por la vigencia comprendida entre el 1 de enero y el 31 de diciembre de 2025. El 1 de octubre de 2026 el equipo auditor solicitó los soportes y aclaraciones pendientes de los contratos 1056, 1058 y 983 de 2025, y el 2 de octubre de 2026 la entidad solicitó un término de setenta y dos horas hábiles para completar la entrega </w:t>
+        <w:t xml:space="preserve">En atención al requerimiento del 1 de octubre de 2026 y dentro del término solicitado el 2 de octubre de 2026 </w:t>
       </w:r>
       <w:r>
         <w:rPr>
@@ -260,16 +260,16 @@
           <w:szCs w:val="24"/>
           <w:lang w:val="es-CO"/>
         </w:rPr>
-        <w:t xml:space="preserve">si la Contraloría concedió el plazo por escrito, citar aquí esa comunicación</w:t>
-      </w:r>
-      <w:r>
-        <w:rPr>
-          <w:rFonts w:ascii="Times New Roman" w:eastAsia="Arial" w:hAnsi="Times New Roman" w:cs="Times New Roman"/>
-          <w:sz w:val="24"/>
-          <w:szCs w:val="24"/>
-          <w:lang w:val="es-CO"/>
-        </w:rPr>
-        <w:t xml:space="preserve">. Dentro de ese término, la entidad presenta la respuesta correspondiente al Contrato de Suministro N° 983 de 2025 y remite los documentos que la soportan. La respuesta del Contrato N° 1058 de 2025 se radica en comunicación separada y la del Contrato N° 1056 de 2025 </w:t>
+        <w:t xml:space="preserve">citar radicado de la solicitud y, si existe, la comunicación que concedió el plazo</w:t>
+      </w:r>
+      <w:r>
+        <w:rPr>
+          <w:rFonts w:ascii="Times New Roman" w:eastAsia="Arial" w:hAnsi="Times New Roman" w:cs="Times New Roman"/>
+          <w:sz w:val="24"/>
+          <w:szCs w:val="24"/>
+          <w:lang w:val="es-CO"/>
+        </w:rPr>
+        <w:t xml:space="preserve">, la E.S.E. Hospital Regional Centro responde las observaciones sobre el Contrato de Suministro N° 983 de 2025 y remite sus soportes. Esta comunicación complementa la respuesta del 29 de septiembre de 2026 </w:t>
       </w:r>
       <w:r>
         <w:rPr>
@@ -279,7 +279,26 @@
           <w:szCs w:val="24"/>
           <w:lang w:val="es-CO"/>
         </w:rPr>
-        <w:t xml:space="preserve">indicar: se radica en comunicación separada / se remitirá el día ... </w:t>
+        <w:t xml:space="preserve">citar radicado</w:t>
+      </w:r>
+      <w:r>
+        <w:rPr>
+          <w:rFonts w:ascii="Times New Roman" w:eastAsia="Arial" w:hAnsi="Times New Roman" w:cs="Times New Roman"/>
+          <w:sz w:val="24"/>
+          <w:szCs w:val="24"/>
+          <w:lang w:val="es-CO"/>
+        </w:rPr>
+        <w:t xml:space="preserve">. Las respuestas de los contratos 1058 y 1056 de 2025 se radican por separado </w:t>
+      </w:r>
+      <w:r>
+        <w:rPr>
+          <w:rFonts w:ascii="Times New Roman" w:eastAsia="Arial" w:hAnsi="Times New Roman" w:cs="Times New Roman"/>
+          <w:highlight w:val="yellow"/>
+          <w:sz w:val="24"/>
+          <w:szCs w:val="24"/>
+          <w:lang w:val="es-CO"/>
+        </w:rPr>
+        <w:t xml:space="preserve">1056: indicar fecha</w:t>
       </w:r>
       <w:r>
         <w:rPr>
@@ -289,46 +308,6 @@
           <w:lang w:val="es-CO"/>
         </w:rPr>
         <w:t xml:space="preserve">.</w:t>
-      </w:r>
-    </w:p>
-    <w:p>
-      <w:pPr>
-        <w:spacing w:before="0" w:after="200" w:line="276" w:lineRule="auto"/>
-        <w:jc w:val="both"/>
-        <w:rPr>
-          <w:rFonts w:ascii="Times New Roman" w:eastAsia="Arial" w:hAnsi="Times New Roman" w:cs="Times New Roman"/>
-          <w:sz w:val="24"/>
-          <w:szCs w:val="24"/>
-          <w:lang w:val="es-CO"/>
-        </w:rPr>
-      </w:pPr>
-      <w:r>
-        <w:rPr>
-          <w:rFonts w:ascii="Times New Roman" w:eastAsia="Arial" w:hAnsi="Times New Roman" w:cs="Times New Roman"/>
-          <w:sz w:val="24"/>
-          <w:szCs w:val="24"/>
-          <w:lang w:val="es-CO"/>
-        </w:rPr>
-        <w:t xml:space="preserve">Esta comunicación complementa la respuesta remitida el 29 de septiembre de 2026 </w:t>
-      </w:r>
-      <w:r>
-        <w:rPr>
-          <w:rFonts w:ascii="Times New Roman" w:eastAsia="Arial" w:hAnsi="Times New Roman" w:cs="Times New Roman"/>
-          <w:highlight w:val="yellow"/>
-          <w:sz w:val="24"/>
-          <w:szCs w:val="24"/>
-          <w:lang w:val="es-CO"/>
-        </w:rPr>
-        <w:t xml:space="preserve">citar radicado</w:t>
-      </w:r>
-      <w:r>
-        <w:rPr>
-          <w:rFonts w:ascii="Times New Roman" w:eastAsia="Arial" w:hAnsi="Times New Roman" w:cs="Times New Roman"/>
-          <w:sz w:val="24"/>
-          <w:szCs w:val="24"/>
-          <w:lang w:val="es-CO"/>
-        </w:rPr>
-        <w:t xml:space="preserve"> y recoge, para cada una de las observaciones formuladas, la explicación de la entidad y el documento que la acredita. Las respuestas se presentan en el orden de las observaciones y al final se relacionan los anexos.</w:t>
       </w:r>
     </w:p>
     <w:p>
@@ -350,7 +329,7 @@
           <w:szCs w:val="24"/>
           <w:lang w:val="es-CO"/>
         </w:rPr>
-        <w:t xml:space="preserve">1. Antecedentes del contrato</w:t>
+        <w:t xml:space="preserve">1. Antecedentes</w:t>
       </w:r>
     </w:p>
     <w:p>
@@ -371,7 +350,7 @@
           <w:szCs w:val="24"/>
           <w:lang w:val="es-CO"/>
         </w:rPr>
-        <w:t xml:space="preserve">El Contrato de Suministro N° 983 de 2025 tuvo por objeto la compra de la dotación informática necesaria y requerida para la operación de los Equipos Básicos en Salud de los municipios de Gramalote, Salazar, Arboledas, Lourdes y Villa Caro, en el marco de la ejecución de los recursos asignados mediante la Resolución 877 de 2025 </w:t>
+        <w:t xml:space="preserve">El contrato tuvo por objeto la dotación informática de los Equipos Básicos en Salud de Gramalote, Salazar, Arboledas, Lourdes y Villa Caro, con recursos de la Resolución 877 de 2025. Se celebró con la señora Chiquinquirá Contreras Rodríguez, C.C. 60.371.860, propietaria de System Salud, por $46.321.300 IVA incluido, mediante invitación privada de mínima cuantía N° 017 de 2025, con CDP N° 1329 del 3 de octubre de 2025 y RP N° </w:t>
       </w:r>
       <w:r>
         <w:rPr>
@@ -381,65 +360,6 @@
           <w:szCs w:val="24"/>
           <w:lang w:val="es-CO"/>
         </w:rPr>
-        <w:t xml:space="preserve">confirmar la entidad que expidió la resolución</w:t>
-      </w:r>
-      <w:r>
-        <w:rPr>
-          <w:rFonts w:ascii="Times New Roman" w:eastAsia="Arial" w:hAnsi="Times New Roman" w:cs="Times New Roman"/>
-          <w:sz w:val="24"/>
-          <w:szCs w:val="24"/>
-          <w:lang w:val="es-CO"/>
-        </w:rPr>
-        <w:t xml:space="preserve">. Se celebró con la señora Chiquinquirá Contreras Rodríguez, identificada con la cédula de ciudadanía 60.371.860 de Cúcuta, propietaria del establecimiento de comercio System Salud, por valor de $46.321.300 incluido IVA, previo proceso de mínima cuantía adelantado mediante la invitación privada N° 017 de 2025.</w:t>
-      </w:r>
-    </w:p>
-    <w:p>
-      <w:pPr>
-        <w:spacing w:before="0" w:after="200" w:line="276" w:lineRule="auto"/>
-        <w:jc w:val="both"/>
-        <w:rPr>
-          <w:rFonts w:ascii="Times New Roman" w:eastAsia="Arial" w:hAnsi="Times New Roman" w:cs="Times New Roman"/>
-          <w:sz w:val="24"/>
-          <w:szCs w:val="24"/>
-          <w:lang w:val="es-CO"/>
-        </w:rPr>
-      </w:pPr>
-      <w:r>
-        <w:rPr>
-          <w:rFonts w:ascii="Times New Roman" w:eastAsia="Arial" w:hAnsi="Times New Roman" w:cs="Times New Roman"/>
-          <w:sz w:val="24"/>
-          <w:szCs w:val="24"/>
-          <w:lang w:val="es-CO"/>
-        </w:rPr>
-        <w:t xml:space="preserve">El contrato se suscribió el </w:t>
-      </w:r>
-      <w:r>
-        <w:rPr>
-          <w:rFonts w:ascii="Times New Roman" w:eastAsia="Arial" w:hAnsi="Times New Roman" w:cs="Times New Roman"/>
-          <w:highlight w:val="yellow"/>
-          <w:sz w:val="24"/>
-          <w:szCs w:val="24"/>
-          <w:lang w:val="es-CO"/>
-        </w:rPr>
-        <w:t xml:space="preserve">7 de octubre de 2025, confirmar con la minuta</w:t>
-      </w:r>
-      <w:r>
-        <w:rPr>
-          <w:rFonts w:ascii="Times New Roman" w:eastAsia="Arial" w:hAnsi="Times New Roman" w:cs="Times New Roman"/>
-          <w:sz w:val="24"/>
-          <w:szCs w:val="24"/>
-          <w:lang w:val="es-CO"/>
-        </w:rPr>
-        <w:t xml:space="preserve">, con respaldo en el certificado de disponibilidad presupuestal N° 1329 del 3 de octubre de 2025 y en el registro presupuestal N° </w:t>
-      </w:r>
-      <w:r>
-        <w:rPr>
-          <w:rFonts w:ascii="Times New Roman" w:eastAsia="Arial" w:hAnsi="Times New Roman" w:cs="Times New Roman"/>
-          <w:highlight w:val="yellow"/>
-          <w:sz w:val="24"/>
-          <w:szCs w:val="24"/>
-          <w:lang w:val="es-CO"/>
-        </w:rPr>
         <w:t xml:space="preserve">número</w:t>
       </w:r>
       <w:r>
@@ -449,57 +369,7 @@
           <w:szCs w:val="24"/>
           <w:lang w:val="es-CO"/>
         </w:rPr>
-        <w:t xml:space="preserve"> del 7 de octubre de 2025, y el acta de inicio se firmó el 9 de octubre de 2025, con un plazo de un mes. Los bienes fueron facturados mediante la factura electrónica FE-2920 del 17 de octubre de 2025, ingresaron al almacén de la entidad según el comprobante FCAF-53 del 20 de octubre de 2025 y se recibieron a satisfacción mediante acta de recibo final del 31 de octubre de 2025 </w:t>
-      </w:r>
-      <w:r>
-        <w:rPr>
-          <w:rFonts w:ascii="Times New Roman" w:eastAsia="Arial" w:hAnsi="Times New Roman" w:cs="Times New Roman"/>
-          <w:highlight w:val="yellow"/>
-          <w:sz w:val="24"/>
-          <w:szCs w:val="24"/>
-          <w:lang w:val="es-CO"/>
-        </w:rPr>
-        <w:t xml:space="preserve">confirmar que el acta existe y está firmada</w:t>
-      </w:r>
-      <w:r>
-        <w:rPr>
-          <w:rFonts w:ascii="Times New Roman" w:eastAsia="Arial" w:hAnsi="Times New Roman" w:cs="Times New Roman"/>
-          <w:sz w:val="24"/>
-          <w:szCs w:val="24"/>
-          <w:lang w:val="es-CO"/>
-        </w:rPr>
-        <w:t xml:space="preserve">. El contrato se pagó en un solo desembolso y fue objeto de liquidación.</w:t>
-      </w:r>
-    </w:p>
-    <w:p>
-      <w:pPr>
-        <w:spacing w:before="0" w:after="200" w:line="276" w:lineRule="auto"/>
-        <w:jc w:val="both"/>
-        <w:rPr>
-          <w:rFonts w:ascii="Times New Roman" w:eastAsia="Arial" w:hAnsi="Times New Roman" w:cs="Times New Roman"/>
-          <w:sz w:val="24"/>
-          <w:szCs w:val="24"/>
-          <w:lang w:val="es-CO"/>
-        </w:rPr>
-      </w:pPr>
-      <w:r>
-        <w:rPr>
-          <w:rFonts w:ascii="Times New Roman" w:eastAsia="Arial" w:hAnsi="Times New Roman" w:cs="Times New Roman"/>
-          <w:sz w:val="24"/>
-          <w:szCs w:val="24"/>
-          <w:lang w:val="es-CO"/>
-        </w:rPr>
-        <w:t xml:space="preserve">En materia contractual, la E.S.E. se rige por el derecho privado y por su Manual de Contratación, adoptado mediante la Resolución 002 de 2023 en desarrollo del Acuerdo 017 de 2022 de la Junta Directiva, y sus modificaciones, con sujeción a los principios de la función administrativa y de la gestión fiscal y al régimen de inhabilidades e incompatibilidades de la contratación estatal.</w:t>
-      </w:r>
-      <w:r>
-        <w:rPr>
-          <w:rFonts w:ascii="Times New Roman" w:eastAsia="Arial" w:hAnsi="Times New Roman" w:cs="Times New Roman"/>
-          <w:vertAlign w:val="superscript"/>
-          <w:sz w:val="24"/>
-          <w:szCs w:val="24"/>
-          <w:lang w:val="es-CO"/>
-        </w:rPr>
-        <w:footnoteReference w:id="1"/>
+        <w:t xml:space="preserve"> del 7 de octubre de 2025. Acta de inicio del 9 de octubre de 2025, plazo de un mes; factura FE-2920 del 17 de octubre; ingreso a almacén FCAF-53 del 20 de octubre; acta de recibo final del 31 de octubre de 2025; pago único y liquidación. La E.S.E. contrata bajo el derecho privado y su Manual de Contratación (Resolución 002 de 2023 y sus modificaciones).</w:t>
       </w:r>
     </w:p>
     <w:p>
@@ -547,14 +417,6 @@
           <w:lang w:val="es-CO"/>
         </w:rPr>
         <w:t xml:space="preserve">a)</w:t>
-      </w:r>
-      <w:r>
-        <w:rPr>
-          <w:rFonts w:ascii="Times New Roman" w:eastAsia="Arial" w:hAnsi="Times New Roman" w:cs="Times New Roman"/>
-          <w:sz w:val="24"/>
-          <w:szCs w:val="24"/>
-          <w:lang w:val="es-CO"/>
-        </w:rPr>
         <w:tab/>
       </w:r>
       <w:r>
@@ -564,112 +426,7 @@
           <w:szCs w:val="24"/>
           <w:lang w:val="es-CO"/>
         </w:rPr>
-        <w:t xml:space="preserve">Modalidad de selección y soportes del proceso. El equipo auditor observó que el formato de rendición reporta el contrato "SIN OFERTAS" y que el expediente remitido no contenía la invitación, las ofertas, el acta de cierre ni el informe de evaluación. El contrato se adelantó por la modalidad de mínima cuantía prevista en el artículo </w:t>
-      </w:r>
-      <w:r>
-        <w:rPr>
-          <w:rFonts w:ascii="Times New Roman" w:eastAsia="Arial" w:hAnsi="Times New Roman" w:cs="Times New Roman"/>
-          <w:highlight w:val="yellow"/>
-          <w:sz w:val="24"/>
-          <w:szCs w:val="24"/>
-          <w:lang w:val="es-CO"/>
-        </w:rPr>
-        <w:t xml:space="preserve">número verificado</w:t>
-      </w:r>
-      <w:r>
-        <w:rPr>
-          <w:rFonts w:ascii="Times New Roman" w:eastAsia="Arial" w:hAnsi="Times New Roman" w:cs="Times New Roman"/>
-          <w:sz w:val="24"/>
-          <w:szCs w:val="24"/>
-          <w:lang w:val="es-CO"/>
-        </w:rPr>
-        <w:t xml:space="preserve"> del Manual de Contratación, mediante la invitación privada N° 017 de 2025. La invitación se cursó el </w:t>
-      </w:r>
-      <w:r>
-        <w:rPr>
-          <w:rFonts w:ascii="Times New Roman" w:eastAsia="Arial" w:hAnsi="Times New Roman" w:cs="Times New Roman"/>
-          <w:highlight w:val="yellow"/>
-          <w:sz w:val="24"/>
-          <w:szCs w:val="24"/>
-          <w:lang w:val="es-CO"/>
-        </w:rPr>
-        <w:t xml:space="preserve">fecha</w:t>
-      </w:r>
-      <w:r>
-        <w:rPr>
-          <w:rFonts w:ascii="Times New Roman" w:eastAsia="Arial" w:hAnsi="Times New Roman" w:cs="Times New Roman"/>
-          <w:sz w:val="24"/>
-          <w:szCs w:val="24"/>
-          <w:lang w:val="es-CO"/>
-        </w:rPr>
-        <w:t xml:space="preserve"> a </w:t>
-      </w:r>
-      <w:r>
-        <w:rPr>
-          <w:rFonts w:ascii="Times New Roman" w:eastAsia="Arial" w:hAnsi="Times New Roman" w:cs="Times New Roman"/>
-          <w:highlight w:val="yellow"/>
-          <w:sz w:val="24"/>
-          <w:szCs w:val="24"/>
-          <w:lang w:val="es-CO"/>
-        </w:rPr>
-        <w:t xml:space="preserve">número</w:t>
-      </w:r>
-      <w:r>
-        <w:rPr>
-          <w:rFonts w:ascii="Times New Roman" w:eastAsia="Arial" w:hAnsi="Times New Roman" w:cs="Times New Roman"/>
-          <w:sz w:val="24"/>
-          <w:szCs w:val="24"/>
-          <w:lang w:val="es-CO"/>
-        </w:rPr>
-        <w:t xml:space="preserve"> proveedores, </w:t>
-      </w:r>
-      <w:r>
-        <w:rPr>
-          <w:rFonts w:ascii="Times New Roman" w:eastAsia="Arial" w:hAnsi="Times New Roman" w:cs="Times New Roman"/>
-          <w:highlight w:val="yellow"/>
-          <w:sz w:val="24"/>
-          <w:szCs w:val="24"/>
-          <w:lang w:val="es-CO"/>
-        </w:rPr>
-        <w:t xml:space="preserve">nombres o razones sociales</w:t>
-      </w:r>
-      <w:r>
-        <w:rPr>
-          <w:rFonts w:ascii="Times New Roman" w:eastAsia="Arial" w:hAnsi="Times New Roman" w:cs="Times New Roman"/>
-          <w:sz w:val="24"/>
-          <w:szCs w:val="24"/>
-          <w:lang w:val="es-CO"/>
-        </w:rPr>
-        <w:t xml:space="preserve">, por </w:t>
-      </w:r>
-      <w:r>
-        <w:rPr>
-          <w:rFonts w:ascii="Times New Roman" w:eastAsia="Arial" w:hAnsi="Times New Roman" w:cs="Times New Roman"/>
-          <w:highlight w:val="yellow"/>
-          <w:sz w:val="24"/>
-          <w:szCs w:val="24"/>
-          <w:lang w:val="es-CO"/>
-        </w:rPr>
-        <w:t xml:space="preserve">medio de envío</w:t>
-      </w:r>
-      <w:r>
-        <w:rPr>
-          <w:rFonts w:ascii="Times New Roman" w:eastAsia="Arial" w:hAnsi="Times New Roman" w:cs="Times New Roman"/>
-          <w:sz w:val="24"/>
-          <w:szCs w:val="24"/>
-          <w:lang w:val="es-CO"/>
-        </w:rPr>
-        <w:t xml:space="preserve">, y dentro del término se recibió una sola propuesta, la de la señora Chiquinquirá Contreras Rodríguez, que fue evaluada y declarada hábil; no se recibieron otras propuestas. La expresión "SIN OFERTAS" del formato de rendición no describe, por tanto, lo ocurrido: corresponde a un error en el diligenciamiento de ese campo. Como el reporte ya fue transmitido, la entidad solicita respetuosamente al equipo auditor que le indique el procedimiento para corregirlo, si a ello hubiere lugar, el cual atenderá de inmediato. Como soporte se anexan la invitación privada N° 017 de 2025, la propuesta presentada, el acta de cierre, el informe de evaluación, la constancia de recibo, traslado y manifestación sobre el informe de evaluación, y la respuesta técnica y jurídica suscrita por la Gerente y por la supervisora del contrato. </w:t>
-      </w:r>
-      <w:r>
-        <w:rPr>
-          <w:rFonts w:ascii="Times New Roman" w:eastAsia="Arial" w:hAnsi="Times New Roman" w:cs="Times New Roman"/>
-          <w:highlight w:val="yellow"/>
-          <w:sz w:val="24"/>
-          <w:szCs w:val="24"/>
-          <w:lang w:val="es-CO"/>
-        </w:rPr>
-        <w:t xml:space="preserve">Solo si la minuta cita el artículo 29 del Manual y el literal d) del artículo 24 de la Ley 80 de 1993: La entidad advierte que el encabezado del contrato cita esas disposiciones por un error de plantilla; la modalidad surtida fue la invitación privada de mínima cuantía del Manual de Contratación.</w:t>
+        <w:t xml:space="preserve">Modalidad y soportes del proceso. El contrato se adelantó por mínima cuantía mediante la invitación privada N° 017 de 2025; se recibió y evaluó una sola propuesta. La casilla "SIN OFERTAS" del formato de rendición es un error de diligenciamiento; se solicita al equipo auditor indicar el procedimiento para corregirlo. Se anexan invitación, propuesta, acta de cierre, informe de evaluación y constancia de traslado.</w:t>
       </w:r>
     </w:p>
     <w:p>
@@ -695,14 +452,6 @@
           <w:lang w:val="es-CO"/>
         </w:rPr>
         <w:t xml:space="preserve">b)</w:t>
-      </w:r>
-      <w:r>
-        <w:rPr>
-          <w:rFonts w:ascii="Times New Roman" w:eastAsia="Arial" w:hAnsi="Times New Roman" w:cs="Times New Roman"/>
-          <w:sz w:val="24"/>
-          <w:szCs w:val="24"/>
-          <w:lang w:val="es-CO"/>
-        </w:rPr>
         <w:tab/>
       </w:r>
       <w:r>
@@ -712,45 +461,7 @@
           <w:szCs w:val="24"/>
           <w:lang w:val="es-CO"/>
         </w:rPr>
-        <w:t xml:space="preserve">Estudio previo. El equipo auditor observó que el estudio previo menciona la contratación directa y registra un presupuesto oficial distinto del valor del contrato. Se trata de imprecisiones de transcripción derivadas del uso de plantillas institucionales: la mención a la contratación directa es residual, pues la modalidad efectivamente adelantada fue la mínima cuantía, y el valor de $46.504.850 corresponde al presupuesto estimado de los acápites preliminares de la invitación </w:t>
-      </w:r>
-      <w:r>
-        <w:rPr>
-          <w:rFonts w:ascii="Times New Roman" w:eastAsia="Arial" w:hAnsi="Times New Roman" w:cs="Times New Roman"/>
-          <w:highlight w:val="yellow"/>
-          <w:sz w:val="24"/>
-          <w:szCs w:val="24"/>
-          <w:lang w:val="es-CO"/>
-        </w:rPr>
-        <w:t xml:space="preserve">confirmar ubicación de ambos valores en el estudio previo</w:t>
-      </w:r>
-      <w:r>
-        <w:rPr>
-          <w:rFonts w:ascii="Times New Roman" w:eastAsia="Arial" w:hAnsi="Times New Roman" w:cs="Times New Roman"/>
-          <w:sz w:val="24"/>
-          <w:szCs w:val="24"/>
-          <w:lang w:val="es-CO"/>
-        </w:rPr>
-        <w:t xml:space="preserve">. El valor del contrato, $46.321.300, es el de la propuesta presentada por la única proponente, inferior al presupuesto estimado, lo que representó una economía para la entidad. El compromiso se respaldó por ese valor con el certificado de disponibilidad presupuestal N° 1329 </w:t>
-      </w:r>
-      <w:r>
-        <w:rPr>
-          <w:rFonts w:ascii="Times New Roman" w:eastAsia="Arial" w:hAnsi="Times New Roman" w:cs="Times New Roman"/>
-          <w:highlight w:val="yellow"/>
-          <w:sz w:val="24"/>
-          <w:szCs w:val="24"/>
-          <w:lang w:val="es-CO"/>
-        </w:rPr>
-        <w:t xml:space="preserve">confirmar valor del CDP</w:t>
-      </w:r>
-      <w:r>
-        <w:rPr>
-          <w:rFonts w:ascii="Times New Roman" w:eastAsia="Arial" w:hAnsi="Times New Roman" w:cs="Times New Roman"/>
-          <w:sz w:val="24"/>
-          <w:szCs w:val="24"/>
-          <w:lang w:val="es-CO"/>
-        </w:rPr>
-        <w:t xml:space="preserve"> y con el registro presupuestal, sin sobrecosto ni afectación patrimonial. Se anexan el estudio previo y la respuesta técnica y jurídica.</w:t>
+        <w:t xml:space="preserve">Estudio previo. La mención a la contratación directa y el valor de $46.504.850 son residuos de plantilla. La modalidad fue mínima cuantía y el valor contratado, $46.321.300, es el de la única propuesta, inferior al presupuesto estimado y respaldado por el CDP 1329.</w:t>
       </w:r>
     </w:p>
     <w:p>
@@ -776,14 +487,6 @@
           <w:lang w:val="es-CO"/>
         </w:rPr>
         <w:t xml:space="preserve">c)</w:t>
-      </w:r>
-      <w:r>
-        <w:rPr>
-          <w:rFonts w:ascii="Times New Roman" w:eastAsia="Arial" w:hAnsi="Times New Roman" w:cs="Times New Roman"/>
-          <w:sz w:val="24"/>
-          <w:szCs w:val="24"/>
-          <w:lang w:val="es-CO"/>
-        </w:rPr>
         <w:tab/>
       </w:r>
       <w:r>
@@ -793,64 +496,7 @@
           <w:szCs w:val="24"/>
           <w:lang w:val="es-CO"/>
         </w:rPr>
-        <w:t xml:space="preserve">Invitación anterior al certificado de disponibilidad presupuestal. El equipo auditor observó que la invitación se expidió antes del certificado de disponibilidad presupuestal. En efecto, la invitación, el cierre y la evaluación se surtieron entre el </w:t>
-      </w:r>
-      <w:r>
-        <w:rPr>
-          <w:rFonts w:ascii="Times New Roman" w:eastAsia="Arial" w:hAnsi="Times New Roman" w:cs="Times New Roman"/>
-          <w:highlight w:val="yellow"/>
-          <w:sz w:val="24"/>
-          <w:szCs w:val="24"/>
-          <w:lang w:val="es-CO"/>
-        </w:rPr>
-        <w:t xml:space="preserve">fecha de la invitación</w:t>
-      </w:r>
-      <w:r>
-        <w:rPr>
-          <w:rFonts w:ascii="Times New Roman" w:eastAsia="Arial" w:hAnsi="Times New Roman" w:cs="Times New Roman"/>
-          <w:sz w:val="24"/>
-          <w:szCs w:val="24"/>
-          <w:lang w:val="es-CO"/>
-        </w:rPr>
-        <w:t xml:space="preserve"> y el 3 de octubre de 2025, y el certificado de disponibilidad presupuestal N° 1329 se expidió el 3 de octubre de 2025, antes de la suscripción del contrato y del registro presupuestal del 7 de octubre de 2025. Las actuaciones de la etapa preparatoria son actos de estructuración de la necesidad que no comprometen recursos; el compromiso presupuestal se adquirió con el contrato, ya expedido el certificado y efectuado el registro, de modo que no se ejecutó gasto alguno sin apropiación que lo respaldara.</w:t>
-      </w:r>
-      <w:r>
-        <w:rPr>
-          <w:rFonts w:ascii="Times New Roman" w:eastAsia="Arial" w:hAnsi="Times New Roman" w:cs="Times New Roman"/>
-          <w:vertAlign w:val="superscript"/>
-          <w:sz w:val="24"/>
-          <w:szCs w:val="24"/>
-          <w:lang w:val="es-CO"/>
-        </w:rPr>
-        <w:footnoteReference w:id="2"/>
-      </w:r>
-      <w:r>
-        <w:rPr>
-          <w:rFonts w:ascii="Times New Roman" w:eastAsia="Arial" w:hAnsi="Times New Roman" w:cs="Times New Roman"/>
-          <w:sz w:val="24"/>
-          <w:szCs w:val="24"/>
-          <w:lang w:val="es-CO"/>
-        </w:rPr>
-        <w:t xml:space="preserve"> La entidad reconoce que la práctica adecuada es expedir el certificado antes de abrir la invitación </w:t>
-      </w:r>
-      <w:r>
-        <w:rPr>
-          <w:rFonts w:ascii="Times New Roman" w:eastAsia="Arial" w:hAnsi="Times New Roman" w:cs="Times New Roman"/>
-          <w:highlight w:val="yellow"/>
-          <w:sz w:val="24"/>
-          <w:szCs w:val="24"/>
-          <w:lang w:val="es-CO"/>
-        </w:rPr>
-        <w:t xml:space="preserve">indicar si el Manual lo exige expresamente</w:t>
-      </w:r>
-      <w:r>
-        <w:rPr>
-          <w:rFonts w:ascii="Times New Roman" w:eastAsia="Arial" w:hAnsi="Times New Roman" w:cs="Times New Roman"/>
-          <w:sz w:val="24"/>
-          <w:szCs w:val="24"/>
-          <w:lang w:val="es-CO"/>
-        </w:rPr>
-        <w:t xml:space="preserve"> y acoge la observación como acción de mejora en su procedimiento de contratación.</w:t>
+        <w:t xml:space="preserve">Invitación anterior al CDP. La invitación no comprometió recursos; el compromiso nació con el contrato, ya expedidos el CDP (3 de octubre) y el RP (7 de octubre de 2025). La entidad acoge como acción de mejora expedir el CDP antes de abrir la invitación.</w:t>
       </w:r>
     </w:p>
     <w:p>
@@ -876,14 +522,6 @@
           <w:lang w:val="es-CO"/>
         </w:rPr>
         <w:t xml:space="preserve">d)</w:t>
-      </w:r>
-      <w:r>
-        <w:rPr>
-          <w:rFonts w:ascii="Times New Roman" w:eastAsia="Arial" w:hAnsi="Times New Roman" w:cs="Times New Roman"/>
-          <w:sz w:val="24"/>
-          <w:szCs w:val="24"/>
-          <w:lang w:val="es-CO"/>
-        </w:rPr>
         <w:tab/>
       </w:r>
       <w:r>
@@ -893,7 +531,7 @@
           <w:szCs w:val="24"/>
           <w:lang w:val="es-CO"/>
         </w:rPr>
-        <w:t xml:space="preserve">Cierre y evaluación sin fecha y traslado del informe de evaluación. El equipo auditor observó que los formatos de cierre y evaluación no tienen fecha y que no consta el traslado del informe. La cronología real del proceso fue la siguiente: cierre de recepción de ofertas, 1 de octubre de 2025; evaluación de la propuesta única, 2 de octubre de 2025, fecha en la que el informe fue comunicado a la proponente; término de traslado para observaciones, 3 de octubre de 2025, sin que se presentaran observaciones, con lo cual la evaluación adquirió firmeza y se procedió a la suscripción del contrato. Como los formatos no consignan fecha, se anexa la constancia suscrita por la proponente y por el líder de contratación de la entidad </w:t>
+        <w:t xml:space="preserve">Cierre y evaluación sin fecha. Cierre el 1 de octubre de 2025; evaluación y comunicación a la proponente el 2 de octubre; traslado sin observaciones el 3 de octubre. Se anexa constancia suscrita por la proponente y el líder de contratación </w:t>
       </w:r>
       <w:r>
         <w:rPr>
@@ -903,35 +541,16 @@
           <w:szCs w:val="24"/>
           <w:lang w:val="es-CO"/>
         </w:rPr>
-        <w:t xml:space="preserve">el 3 de octubre de 2025, si es el original de esa fecha / el ... de octubre de 2026, como certificación de los hechos ocurridos los días 2 y 3 de octubre de 2025</w:t>
-      </w:r>
-      <w:r>
-        <w:rPr>
-          <w:rFonts w:ascii="Times New Roman" w:eastAsia="Arial" w:hAnsi="Times New Roman" w:cs="Times New Roman"/>
-          <w:sz w:val="24"/>
-          <w:szCs w:val="24"/>
-          <w:lang w:val="es-CO"/>
-        </w:rPr>
-        <w:t xml:space="preserve">, en la que ambos dan cuenta de que el informe de evaluación fue comunicado a la proponente el 2 de octubre de 2025, de que el término de traslado transcurrió el 3 de octubre de 2025 y de que no se presentaron observaciones </w:t>
-      </w:r>
-      <w:r>
-        <w:rPr>
-          <w:rFonts w:ascii="Times New Roman" w:eastAsia="Arial" w:hAnsi="Times New Roman" w:cs="Times New Roman"/>
-          <w:highlight w:val="yellow"/>
-          <w:sz w:val="24"/>
-          <w:szCs w:val="24"/>
-          <w:lang w:val="es-CO"/>
-        </w:rPr>
-        <w:t xml:space="preserve">si existe, anexar el correo o radicado del 2 de octubre de 2025 con el que se remitió el informe</w:t>
-      </w:r>
-      <w:r>
-        <w:rPr>
-          <w:rFonts w:ascii="Times New Roman" w:eastAsia="Arial" w:hAnsi="Times New Roman" w:cs="Times New Roman"/>
-          <w:sz w:val="24"/>
-          <w:szCs w:val="24"/>
-          <w:lang w:val="es-CO"/>
-        </w:rPr>
-        <w:t xml:space="preserve">. Con estos documentos se da cuenta de que el traslado se surtió y de que se respetó el derecho de contradicción de la proponente, sin perjuicio de que la entidad ajustará sus formatos para que cada etapa del proceso quede fechada en el acta correspondiente.</w:t>
+        <w:t xml:space="preserve">fecha real de suscripción</w:t>
+      </w:r>
+      <w:r>
+        <w:rPr>
+          <w:rFonts w:ascii="Times New Roman" w:eastAsia="Arial" w:hAnsi="Times New Roman" w:cs="Times New Roman"/>
+          <w:sz w:val="24"/>
+          <w:szCs w:val="24"/>
+          <w:lang w:val="es-CO"/>
+        </w:rPr>
+        <w:t xml:space="preserve">. Los formatos se ajustarán para consignar fecha en cada etapa.</w:t>
       </w:r>
     </w:p>
     <w:p>
@@ -957,14 +576,6 @@
           <w:lang w:val="es-CO"/>
         </w:rPr>
         <w:t xml:space="preserve">e)</w:t>
-      </w:r>
-      <w:r>
-        <w:rPr>
-          <w:rFonts w:ascii="Times New Roman" w:eastAsia="Arial" w:hAnsi="Times New Roman" w:cs="Times New Roman"/>
-          <w:sz w:val="24"/>
-          <w:szCs w:val="24"/>
-          <w:lang w:val="es-CO"/>
-        </w:rPr>
         <w:tab/>
       </w:r>
       <w:r>
@@ -974,26 +585,7 @@
           <w:szCs w:val="24"/>
           <w:lang w:val="es-CO"/>
         </w:rPr>
-        <w:t xml:space="preserve">Plazo y rubro reportados en el formato de rendición. El equipo auditor observó que el formato de rendición registra un plazo de diecinueve días, del 7 al 26 de octubre de 2025, que no coincide con el del contrato, y un rubro distinto del afectado. El plazo pactado fue de un mes contado a partir del acta de inicio del 9 de octubre de 2025, esto es, hasta el 8 de noviembre de 2025. La fecha inicial registrada en el formato, 7 de octubre de 2025, corresponde a la fecha del contrato y no a la del acta de inicio, y la fecha final, 26 de octubre de 2025, no corresponde a ningún hito del contrato; se trata de un error de diligenciamiento ya reconocido en la respuesta del 29 de septiembre de 2026, que no altera el plazo pactado ni su cumplimiento, pues los bienes ingresaron al almacén el 20 de octubre de 2025 y se recibieron a satisfacción el 31 de octubre de 2025. El rubro reportado, </w:t>
-      </w:r>
-      <w:r>
-        <w:rPr>
-          <w:rFonts w:ascii="Times New Roman" w:eastAsia="Arial" w:hAnsi="Times New Roman" w:cs="Times New Roman"/>
-          <w:highlight w:val="yellow"/>
-          <w:sz w:val="24"/>
-          <w:szCs w:val="24"/>
-          <w:lang w:val="es-CO"/>
-        </w:rPr>
-        <w:t xml:space="preserve">código registrado en el formato</w:t>
-      </w:r>
-      <w:r>
-        <w:rPr>
-          <w:rFonts w:ascii="Times New Roman" w:eastAsia="Arial" w:hAnsi="Times New Roman" w:cs="Times New Roman"/>
-          <w:sz w:val="24"/>
-          <w:szCs w:val="24"/>
-          <w:lang w:val="es-CO"/>
-        </w:rPr>
-        <w:t xml:space="preserve">, tampoco corresponde a los rubros que amparan el contrato, que son los 2.1.2.01.01.003.03.11 a 2.1.2.01.01.003.03.20, financiados con los recursos de la Resolución 877 de 2025, como consta en el certificado de disponibilidad presupuestal. La entidad solicita igualmente orientación sobre el mecanismo para corregir el reporte.</w:t>
+        <w:t xml:space="preserve">Plazo y rubro del formato de rendición. El plazo fue de un mes desde el acta de inicio (9 de octubre a 8 de noviembre de 2025). Las fechas y el rubro del formato son errores de diligenciamiento ya reconocidos el 29 de septiembre; los rubros reales son 2.1.2.01.01.003.03.11 a 2.1.2.01.01.003.03.20. Se solicita indicar el mecanismo de corrección.</w:t>
       </w:r>
     </w:p>
     <w:p>
@@ -1019,14 +611,6 @@
           <w:lang w:val="es-CO"/>
         </w:rPr>
         <w:t xml:space="preserve">f)</w:t>
-      </w:r>
-      <w:r>
-        <w:rPr>
-          <w:rFonts w:ascii="Times New Roman" w:eastAsia="Arial" w:hAnsi="Times New Roman" w:cs="Times New Roman"/>
-          <w:sz w:val="24"/>
-          <w:szCs w:val="24"/>
-          <w:lang w:val="es-CO"/>
-        </w:rPr>
         <w:tab/>
       </w:r>
       <w:r>
@@ -1036,7 +620,7 @@
           <w:szCs w:val="24"/>
           <w:lang w:val="es-CO"/>
         </w:rPr>
-        <w:t xml:space="preserve">Calidad de la supervisora. El equipo auditor observó que el contrato asigna la supervisión al Subgerente Administrativo y Financiero, que las actas la atribuyen a la Subdirectora Científica y que el formato de supervisión identifica a la misma persona con el primer cargo. La supervisión fue ejercida por una misma funcionaria, la doctora Yolima Beltrán Santander, cuyo cargo es el de Subdirectora Científica, designada mediante comunicación del 7 de octubre de 2025, quien suscribió el acta de inicio, el acta de recibo final y el formato de supervisión. La cláusula novena del contrato y el formato de supervisión registran un cargo distinto por un error de diligenciamiento de plantillas, que no supuso un cambio de supervisora. Se anexa la designación.</w:t>
+        <w:t xml:space="preserve">Supervisión. La ejerció una sola funcionaria, la doctora Yolima Beltrán Santander, Subdirectora Científica, designada el 7 de octubre de 2025. El cargo distinto que registran el contrato y el formato es un error de plantilla. Se anexa la designación.</w:t>
       </w:r>
     </w:p>
     <w:p>
@@ -1062,14 +646,6 @@
           <w:lang w:val="es-CO"/>
         </w:rPr>
         <w:t xml:space="preserve">g)</w:t>
-      </w:r>
-      <w:r>
-        <w:rPr>
-          <w:rFonts w:ascii="Times New Roman" w:eastAsia="Arial" w:hAnsi="Times New Roman" w:cs="Times New Roman"/>
-          <w:sz w:val="24"/>
-          <w:szCs w:val="24"/>
-          <w:lang w:val="es-CO"/>
-        </w:rPr>
         <w:tab/>
       </w:r>
       <w:r>
@@ -1079,7 +655,7 @@
           <w:szCs w:val="24"/>
           <w:lang w:val="es-CO"/>
         </w:rPr>
-        <w:t xml:space="preserve">Nombre de la contratista. El equipo auditor observó que el segundo apellido de la contratista difiere entre documentos. La contratista es la señora Chiquinquirá Contreras Rodríguez, identificada con la cédula de ciudadanía 60.371.860 de Cúcuta, tal como consta en la póliza, en el registro presupuestal, en el comprobante de egreso y en el formato de rendición. En el contrato, en algunas actas y en el acta de aprobación de la garantía se consignó por error el segundo apellido como "Contreras". Se trata de un error de transcripción que no genera duda sobre la identidad de la contratista, pues el número de cédula es el mismo en todos los documentos, aspecto ya aclarado en la respuesta del 29 de septiembre de 2026.</w:t>
+        <w:t xml:space="preserve">Nombre de la contratista. El segundo apellido correcto es Rodríguez, como consta en la póliza, el RP, el egreso y el formato de rendición. La cédula coincide en todos los documentos.</w:t>
       </w:r>
     </w:p>
     <w:p>
@@ -1105,14 +681,6 @@
           <w:lang w:val="es-CO"/>
         </w:rPr>
         <w:t xml:space="preserve">h)</w:t>
-      </w:r>
-      <w:r>
-        <w:rPr>
-          <w:rFonts w:ascii="Times New Roman" w:eastAsia="Arial" w:hAnsi="Times New Roman" w:cs="Times New Roman"/>
-          <w:sz w:val="24"/>
-          <w:szCs w:val="24"/>
-          <w:lang w:val="es-CO"/>
-        </w:rPr>
         <w:tab/>
       </w:r>
       <w:r>
@@ -1122,26 +690,7 @@
           <w:szCs w:val="24"/>
           <w:lang w:val="es-CO"/>
         </w:rPr>
-        <w:t xml:space="preserve">Número del certificado de disponibilidad presupuestal citado en el contrato. El contrato cita el certificado de disponibilidad presupuestal como N° 1239, cuando el correcto es el N° 1329, que ampara el proceso por el valor contratado. Se trata de una transposición de dígitos, aclarada en la respuesta del 29 de septiembre de 2026. El certificado y el registro presupuestal se anexan </w:t>
-      </w:r>
-      <w:r>
-        <w:rPr>
-          <w:rFonts w:ascii="Times New Roman" w:eastAsia="Arial" w:hAnsi="Times New Roman" w:cs="Times New Roman"/>
-          <w:highlight w:val="yellow"/>
-          <w:sz w:val="24"/>
-          <w:szCs w:val="24"/>
-          <w:lang w:val="es-CO"/>
-        </w:rPr>
-        <w:t xml:space="preserve">si se obtiene, anexar certificación del área de presupuesto sobre el CDP 1329 y la inexistencia de un CDP 1239 para este contrato</w:t>
-      </w:r>
-      <w:r>
-        <w:rPr>
-          <w:rFonts w:ascii="Times New Roman" w:eastAsia="Arial" w:hAnsi="Times New Roman" w:cs="Times New Roman"/>
-          <w:sz w:val="24"/>
-          <w:szCs w:val="24"/>
-          <w:lang w:val="es-CO"/>
-        </w:rPr>
-        <w:t xml:space="preserve">.</w:t>
+        <w:t xml:space="preserve">CDP citado en el contrato. "1239" es una transposición de "1329", único CDP del contrato.</w:t>
       </w:r>
     </w:p>
     <w:p>
@@ -1167,14 +716,6 @@
           <w:lang w:val="es-CO"/>
         </w:rPr>
         <w:t xml:space="preserve">i)</w:t>
-      </w:r>
-      <w:r>
-        <w:rPr>
-          <w:rFonts w:ascii="Times New Roman" w:eastAsia="Arial" w:hAnsi="Times New Roman" w:cs="Times New Roman"/>
-          <w:sz w:val="24"/>
-          <w:szCs w:val="24"/>
-          <w:lang w:val="es-CO"/>
-        </w:rPr>
         <w:tab/>
       </w:r>
       <w:r>
@@ -1184,7 +725,7 @@
           <w:szCs w:val="24"/>
           <w:lang w:val="es-CO"/>
         </w:rPr>
-        <w:t xml:space="preserve">Informe de actividades, certificación de supervisión y acreditación de la entrega de los equipos. El equipo auditor observó que la certificación de supervisión y el informe de actividades, ambos del 27 de noviembre de 2025, son posteriores al egreso, y que el informe no detalla cantidades ni seriales de los equipos. El pago se efectuó mediante el comprobante de egreso N° </w:t>
+        <w:t xml:space="preserve">Informe de actividades y certificación posteriores al egreso. El pago (egreso N° </w:t>
       </w:r>
       <w:r>
         <w:rPr>
@@ -1222,7 +763,7 @@
           <w:szCs w:val="24"/>
           <w:lang w:val="es-CO"/>
         </w:rPr>
-        <w:t xml:space="preserve">, con fundamento en la factura electrónica FE-2920 del 17 de octubre de 2025, en el comprobante de ingreso al almacén FCAF-53 del 20 de octubre de 2025 y en el acta de recibo final del 31 de octubre de 2025 suscrita por la supervisora </w:t>
+        <w:t xml:space="preserve">) se soportó en la factura, el ingreso a almacén y el acta de recibo final del 31 de octubre de 2025 </w:t>
       </w:r>
       <w:r>
         <w:rPr>
@@ -1232,16 +773,16 @@
           <w:szCs w:val="24"/>
           <w:lang w:val="es-CO"/>
         </w:rPr>
-        <w:t xml:space="preserve">confirmar que el acta es anterior al egreso; si no lo es, reemplazar por: "y en la verificación de la entrega efectuada por la supervisora"</w:t>
-      </w:r>
-      <w:r>
-        <w:rPr>
-          <w:rFonts w:ascii="Times New Roman" w:eastAsia="Arial" w:hAnsi="Times New Roman" w:cs="Times New Roman"/>
-          <w:sz w:val="24"/>
-          <w:szCs w:val="24"/>
-          <w:lang w:val="es-CO"/>
-        </w:rPr>
-        <w:t xml:space="preserve">, documentos que acreditan la entrega real de los bienes antes del pago. El informe de actividades y el formato de supervisión se incorporaron al expediente con posterioridad, situación que la entidad reconoce y que corregirá exigiendo ambos documentos como requisito previo de cada pago. Como el informe de actividades no detalla las cantidades, seriales y sedes de destino de los equipos, se anexa la relación de los portátiles e impresoras entregados, con marca, modelo, serial y sede a la que fueron asignados, levantada por el almacén y la supervisión </w:t>
+        <w:t xml:space="preserve">confirmar que el acta es anterior al egreso</w:t>
+      </w:r>
+      <w:r>
+        <w:rPr>
+          <w:rFonts w:ascii="Times New Roman" w:eastAsia="Arial" w:hAnsi="Times New Roman" w:cs="Times New Roman"/>
+          <w:sz w:val="24"/>
+          <w:szCs w:val="24"/>
+          <w:lang w:val="es-CO"/>
+        </w:rPr>
+        <w:t xml:space="preserve">. El informe de actividades y el formato de supervisión se incorporaron después; la entidad los exigirá como requisito previo de pago. Se anexa la relación de equipos con marca, modelo, serial y sede de destino </w:t>
       </w:r>
       <w:r>
         <w:rPr>
@@ -1251,35 +792,16 @@
           <w:szCs w:val="24"/>
           <w:lang w:val="es-CO"/>
         </w:rPr>
-        <w:t xml:space="preserve">fecha</w:t>
-      </w:r>
-      <w:r>
-        <w:rPr>
-          <w:rFonts w:ascii="Times New Roman" w:eastAsia="Arial" w:hAnsi="Times New Roman" w:cs="Times New Roman"/>
-          <w:sz w:val="24"/>
-          <w:szCs w:val="24"/>
-          <w:lang w:val="es-CO"/>
-        </w:rPr>
-        <w:t xml:space="preserve"> a partir de la factura FE-2920 y del comprobante FCAF-53, junto con el registro fotográfico actual de los equipos en las sedes </w:t>
-      </w:r>
-      <w:r>
-        <w:rPr>
-          <w:rFonts w:ascii="Times New Roman" w:eastAsia="Arial" w:hAnsi="Times New Roman" w:cs="Times New Roman"/>
-          <w:highlight w:val="yellow"/>
-          <w:sz w:val="24"/>
-          <w:szCs w:val="24"/>
-          <w:lang w:val="es-CO"/>
-        </w:rPr>
-        <w:t xml:space="preserve">si se conserva registro fotográfico de la entrega, indicarlo; si no, usar: "Como la entidad no levantó registro fotográfico en el momento de la entrega, la existencia y ubicación de los equipos se acredita con la relación de seriales y con el registro fotográfico actual"</w:t>
-      </w:r>
-      <w:r>
-        <w:rPr>
-          <w:rFonts w:ascii="Times New Roman" w:eastAsia="Arial" w:hAnsi="Times New Roman" w:cs="Times New Roman"/>
-          <w:sz w:val="24"/>
-          <w:szCs w:val="24"/>
-          <w:lang w:val="es-CO"/>
-        </w:rPr>
-        <w:t xml:space="preserve">. Como acción de mejora, la entidad ajustará el formato de informe de actividades de los contratos de suministro, de modo que incluya la relación de los bienes entregados con sus seriales.</w:t>
+        <w:t xml:space="preserve">y registro fotográfico, si existe</w:t>
+      </w:r>
+      <w:r>
+        <w:rPr>
+          <w:rFonts w:ascii="Times New Roman" w:eastAsia="Arial" w:hAnsi="Times New Roman" w:cs="Times New Roman"/>
+          <w:sz w:val="24"/>
+          <w:szCs w:val="24"/>
+          <w:lang w:val="es-CO"/>
+        </w:rPr>
+        <w:t xml:space="preserve">.</w:t>
       </w:r>
     </w:p>
     <w:p>
@@ -1305,14 +827,6 @@
           <w:lang w:val="es-CO"/>
         </w:rPr>
         <w:t xml:space="preserve">j)</w:t>
-      </w:r>
-      <w:r>
-        <w:rPr>
-          <w:rFonts w:ascii="Times New Roman" w:eastAsia="Arial" w:hAnsi="Times New Roman" w:cs="Times New Roman"/>
-          <w:sz w:val="24"/>
-          <w:szCs w:val="24"/>
-          <w:lang w:val="es-CO"/>
-        </w:rPr>
         <w:tab/>
       </w:r>
       <w:r>
@@ -1322,26 +836,7 @@
           <w:szCs w:val="24"/>
           <w:lang w:val="es-CO"/>
         </w:rPr>
-        <w:t xml:space="preserve">Formato de supervisión. El equipo auditor observó que el formato de supervisión registra como correo de la contratista uno de un dominio ajeno y que corresponde a una plantilla de contratos de prestación de servicios personales. Al revisar el expediente, la entidad confirmó que el correo registrado no es el de la contratista; el formato original se conserva en el expediente y, a solicitud de la entidad del 2 de octubre de 2026, la contratista remitió un formato complementario con su correo correcto, factura20.system@gmail.com, que es el mismo que figura en la constancia de recibo y traslado del informe de evaluación relacionada en el literal d). En cuanto al formato, la entidad utilizó para este contrato la plantilla institucional de supervisión de contratos de prestación de servicios, por lo que la certificación conserva expresiones propias de esos contratos y la referencia a la sede donde reposa el expediente </w:t>
-      </w:r>
-      <w:r>
-        <w:rPr>
-          <w:rFonts w:ascii="Times New Roman" w:eastAsia="Arial" w:hAnsi="Times New Roman" w:cs="Times New Roman"/>
-          <w:highlight w:val="yellow"/>
-          <w:sz w:val="24"/>
-          <w:szCs w:val="24"/>
-          <w:lang w:val="es-CO"/>
-        </w:rPr>
-        <w:t xml:space="preserve">indicar la sede real</w:t>
-      </w:r>
-      <w:r>
-        <w:rPr>
-          <w:rFonts w:ascii="Times New Roman" w:eastAsia="Arial" w:hAnsi="Times New Roman" w:cs="Times New Roman"/>
-          <w:sz w:val="24"/>
-          <w:szCs w:val="24"/>
-          <w:lang w:val="es-CO"/>
-        </w:rPr>
-        <w:t xml:space="preserve">; la entidad adoptará un formato específico para los contratos de suministro. Se anexan la solicitud del 2 de octubre de 2026, la constancia de subsanación del 5 de octubre de 2026 y el formato complementario.</w:t>
+        <w:t xml:space="preserve">Formato de supervisión. El correo registrado no era el de la contratista y fue corregido con el formato complementario del 5 de octubre de 2026. Se usó la plantilla de prestación de servicios; la entidad adoptará un formato propio para suministros.</w:t>
       </w:r>
     </w:p>
     <w:p>
@@ -1367,14 +862,6 @@
           <w:lang w:val="es-CO"/>
         </w:rPr>
         <w:t xml:space="preserve">k)</w:t>
-      </w:r>
-      <w:r>
-        <w:rPr>
-          <w:rFonts w:ascii="Times New Roman" w:eastAsia="Arial" w:hAnsi="Times New Roman" w:cs="Times New Roman"/>
-          <w:sz w:val="24"/>
-          <w:szCs w:val="24"/>
-          <w:lang w:val="es-CO"/>
-        </w:rPr>
         <w:tab/>
       </w:r>
       <w:r>
@@ -1384,7 +871,7 @@
           <w:szCs w:val="24"/>
           <w:lang w:val="es-CO"/>
         </w:rPr>
-        <w:t xml:space="preserve">Descuentos de estampillas. El equipo auditor observó que al momento del pago se descontó únicamente la Estampilla Pro-Hospital Universitario Erasmo Meoz, por $879.800, equivalente al 2% sobre la base de $43.990.000, valor antes de IVA. En la comunicación del 5 de octubre de 2026 que se anexa, la entidad reconoció que la liquidación de los descuentos departamentales de este contrato fue incompleta. En desarrollo de esa revisión, la entidad confrontará la liquidación con el estatuto tributario departamental vigente en la fecha del hecho generador, teniendo en cuenta que el contrato se suscribió el </w:t>
+        <w:t xml:space="preserve">Estampillas. Solo se descontó la Estampilla Pro-Hospital Erasmo Meoz ($879.800). La entidad reconoció el 5 de octubre de 2026 que la liquidación fue incompleta: verificará con la Secretaría de Hacienda departamental el estatuto vigente en la fecha del hecho generador (Pro-Cultura, Pro-Adulto Mayor, Pro-UFPS y Tasa Prodeporte) y liquidará y trasladará los valores que resulten </w:t>
       </w:r>
       <w:r>
         <w:rPr>
@@ -1394,73 +881,16 @@
           <w:szCs w:val="24"/>
           <w:lang w:val="es-CO"/>
         </w:rPr>
-        <w:t xml:space="preserve">7</w:t>
-      </w:r>
-      <w:r>
-        <w:rPr>
-          <w:rFonts w:ascii="Times New Roman" w:eastAsia="Arial" w:hAnsi="Times New Roman" w:cs="Times New Roman"/>
-          <w:sz w:val="24"/>
-          <w:szCs w:val="24"/>
-          <w:lang w:val="es-CO"/>
-        </w:rPr>
-        <w:t xml:space="preserve"> de octubre de 2025 y se pagó el </w:t>
-      </w:r>
-      <w:r>
-        <w:rPr>
-          <w:rFonts w:ascii="Times New Roman" w:eastAsia="Arial" w:hAnsi="Times New Roman" w:cs="Times New Roman"/>
-          <w:highlight w:val="yellow"/>
-          <w:sz w:val="24"/>
-          <w:szCs w:val="24"/>
-          <w:lang w:val="es-CO"/>
-        </w:rPr>
-        <w:t xml:space="preserve">fecha del egreso</w:t>
-      </w:r>
-      <w:r>
-        <w:rPr>
-          <w:rFonts w:ascii="Times New Roman" w:eastAsia="Arial" w:hAnsi="Times New Roman" w:cs="Times New Roman"/>
-          <w:sz w:val="24"/>
-          <w:szCs w:val="24"/>
-          <w:lang w:val="es-CO"/>
-        </w:rPr>
-        <w:t xml:space="preserve">, e incluirá en la verificación las estampillas Pro-Cultura, Pro-Adulto Mayor y Pro-Universidad Francisco de Paula Santander y la Tasa Prodeporte y Recreación </w:t>
-      </w:r>
-      <w:r>
-        <w:rPr>
-          <w:rFonts w:ascii="Times New Roman" w:eastAsia="Arial" w:hAnsi="Times New Roman" w:cs="Times New Roman"/>
-          <w:highlight w:val="yellow"/>
-          <w:sz w:val="24"/>
-          <w:szCs w:val="24"/>
-          <w:lang w:val="es-CO"/>
-        </w:rPr>
-        <w:t xml:space="preserve">confirmar con la Secretaría de Hacienda departamental qué estatuto regía en esa fecha y cuáles gravámenes aplicaban</w:t>
-      </w:r>
-      <w:r>
-        <w:rPr>
-          <w:rFonts w:ascii="Times New Roman" w:eastAsia="Arial" w:hAnsi="Times New Roman" w:cs="Times New Roman"/>
-          <w:sz w:val="24"/>
-          <w:szCs w:val="24"/>
-          <w:lang w:val="es-CO"/>
-        </w:rPr>
-        <w:t xml:space="preserve">. Los valores que resulten se liquidarán y trasladarán a las entidades beneficiarias </w:t>
-      </w:r>
-      <w:r>
-        <w:rPr>
-          <w:rFonts w:ascii="Times New Roman" w:eastAsia="Arial" w:hAnsi="Times New Roman" w:cs="Times New Roman"/>
-          <w:highlight w:val="yellow"/>
-          <w:sz w:val="24"/>
-          <w:szCs w:val="24"/>
-          <w:lang w:val="es-CO"/>
-        </w:rPr>
-        <w:t xml:space="preserve">indicar si se gestionará el reintegro por parte de la contratista o si los asumirá la entidad, y el plazo</w:t>
-      </w:r>
-      <w:r>
-        <w:rPr>
-          <w:rFonts w:ascii="Times New Roman" w:eastAsia="Arial" w:hAnsi="Times New Roman" w:cs="Times New Roman"/>
-          <w:sz w:val="24"/>
-          <w:szCs w:val="24"/>
-          <w:lang w:val="es-CO"/>
-        </w:rPr>
-        <w:t xml:space="preserve">, y la entidad fortalecerá el procedimiento interno de revisión de los descuentos aplicables a cada contrato, según el objeto, la base gravable y la fuente de financiación.</w:t>
+        <w:t xml:space="preserve">indicar quién asume los valores y el plazo</w:t>
+      </w:r>
+      <w:r>
+        <w:rPr>
+          <w:rFonts w:ascii="Times New Roman" w:eastAsia="Arial" w:hAnsi="Times New Roman" w:cs="Times New Roman"/>
+          <w:sz w:val="24"/>
+          <w:szCs w:val="24"/>
+          <w:lang w:val="es-CO"/>
+        </w:rPr>
+        <w:t xml:space="preserve">.</w:t>
       </w:r>
     </w:p>
     <w:p>
@@ -1486,14 +916,6 @@
           <w:lang w:val="es-CO"/>
         </w:rPr>
         <w:t xml:space="preserve">l)</w:t>
-      </w:r>
-      <w:r>
-        <w:rPr>
-          <w:rFonts w:ascii="Times New Roman" w:eastAsia="Arial" w:hAnsi="Times New Roman" w:cs="Times New Roman"/>
-          <w:sz w:val="24"/>
-          <w:szCs w:val="24"/>
-          <w:lang w:val="es-CO"/>
-        </w:rPr>
         <w:tab/>
       </w:r>
       <w:r>
@@ -1503,26 +925,7 @@
           <w:szCs w:val="24"/>
           <w:lang w:val="es-CO"/>
         </w:rPr>
-        <w:t xml:space="preserve">Garantía única. El equipo auditor observó que no se había aportado la póliza de cumplimiento y calidad. Se anexa la póliza de garantía única de cumplimiento en favor de entidades estatales N° 460-47-994000091804, expedida por Aseguradora Solidaria de Colombia el 9 de octubre de 2025, con los amparos de cumplimiento y de calidad del bien, cada uno por $4.632.130, equivalentes al 10% del valor del contrato, con vigencia del 7 de octubre de 2025 al 7 de mayo de 2026, que supera en más de seis meses la fecha del recibo final de los bienes. Se anexa también el acta de aprobación de pólizas del 9 de octubre de 2025, fecha en la que se suscribió el acta de inicio; en esa acta el número de la póliza aparece con un dígito adicional y el amparo de calidad con la denominación "calidad del servicio", errores de transcripción que no afectan la identificación de la garantía. La póliza de responsabilidad civil extracontractual, remitida con anterioridad, se anexa de nuevo para facilidad de consulta </w:t>
-      </w:r>
-      <w:r>
-        <w:rPr>
-          <w:rFonts w:ascii="Times New Roman" w:eastAsia="Arial" w:hAnsi="Times New Roman" w:cs="Times New Roman"/>
-          <w:highlight w:val="yellow"/>
-          <w:sz w:val="24"/>
-          <w:szCs w:val="24"/>
-          <w:lang w:val="es-CO"/>
-        </w:rPr>
-        <w:t xml:space="preserve">verificar que se anexe</w:t>
-      </w:r>
-      <w:r>
-        <w:rPr>
-          <w:rFonts w:ascii="Times New Roman" w:eastAsia="Arial" w:hAnsi="Times New Roman" w:cs="Times New Roman"/>
-          <w:sz w:val="24"/>
-          <w:szCs w:val="24"/>
-          <w:lang w:val="es-CO"/>
-        </w:rPr>
-        <w:t xml:space="preserve">.</w:t>
+        <w:t xml:space="preserve">Garantía. Se anexa la póliza N° 460-47-994000091804 de Aseguradora Solidaria, del 9 de octubre de 2025, con amparos de cumplimiento y calidad del bien por $4.632.130 cada uno y vigencia del 7 de octubre de 2025 al 7 de mayo de 2026, junto con el acta de aprobación del 9 de octubre de 2025 (cuyo número de póliza y denominación del amparo contienen errores de transcripción) y la póliza de responsabilidad civil extracontractual.</w:t>
       </w:r>
     </w:p>
     <w:p>
@@ -1544,7 +947,7 @@
           <w:szCs w:val="24"/>
           <w:lang w:val="es-CO"/>
         </w:rPr>
-        <w:t xml:space="preserve">3. Documentos que se anexan</w:t>
+        <w:t xml:space="preserve">3. Anexos</w:t>
       </w:r>
     </w:p>
     <w:p>
@@ -1569,15 +972,7 @@
           <w:szCs w:val="24"/>
           <w:lang w:val="es-CO"/>
         </w:rPr>
-        <w:t xml:space="preserve">a)</w:t>
-      </w:r>
-      <w:r>
-        <w:rPr>
-          <w:rFonts w:ascii="Times New Roman" w:eastAsia="Arial" w:hAnsi="Times New Roman" w:cs="Times New Roman"/>
-          <w:sz w:val="24"/>
-          <w:szCs w:val="24"/>
-          <w:lang w:val="es-CO"/>
-        </w:rPr>
+        <w:t xml:space="preserve">1.</w:t>
         <w:tab/>
       </w:r>
       <w:r>
@@ -1587,17 +982,7 @@
           <w:szCs w:val="24"/>
           <w:lang w:val="es-CO"/>
         </w:rPr>
-        <w:t xml:space="preserve">Estudio previo del proceso. </w:t>
-      </w:r>
-      <w:r>
-        <w:rPr>
-          <w:rFonts w:ascii="Times New Roman" w:eastAsia="Arial" w:hAnsi="Times New Roman" w:cs="Times New Roman"/>
-          <w:highlight w:val="yellow"/>
-          <w:sz w:val="24"/>
-          <w:szCs w:val="24"/>
-          <w:lang w:val="es-CO"/>
-        </w:rPr>
-        <w:t xml:space="preserve">No está en la carpeta compartida: verificar que se anexe.</w:t>
+        <w:t xml:space="preserve">Estudio previo.</w:t>
       </w:r>
     </w:p>
     <w:p>
@@ -1622,15 +1007,7 @@
           <w:szCs w:val="24"/>
           <w:lang w:val="es-CO"/>
         </w:rPr>
-        <w:t xml:space="preserve">b)</w:t>
-      </w:r>
-      <w:r>
-        <w:rPr>
-          <w:rFonts w:ascii="Times New Roman" w:eastAsia="Arial" w:hAnsi="Times New Roman" w:cs="Times New Roman"/>
-          <w:sz w:val="24"/>
-          <w:szCs w:val="24"/>
-          <w:lang w:val="es-CO"/>
-        </w:rPr>
+        <w:t xml:space="preserve">2.</w:t>
         <w:tab/>
       </w:r>
       <w:r>
@@ -1640,17 +1017,7 @@
           <w:szCs w:val="24"/>
           <w:lang w:val="es-CO"/>
         </w:rPr>
-        <w:t xml:space="preserve">Invitación privada N° 017 de 2025, propuesta presentada, acta de cierre e informe de evaluación. </w:t>
-      </w:r>
-      <w:r>
-        <w:rPr>
-          <w:rFonts w:ascii="Times New Roman" w:eastAsia="Arial" w:hAnsi="Times New Roman" w:cs="Times New Roman"/>
-          <w:highlight w:val="yellow"/>
-          <w:sz w:val="24"/>
-          <w:szCs w:val="24"/>
-          <w:lang w:val="es-CO"/>
-        </w:rPr>
-        <w:t xml:space="preserve">No están en la carpeta compartida: verificar que existan con fechas de 2025 y que se anexen.</w:t>
+        <w:t xml:space="preserve">Invitación privada N° 017 de 2025, propuesta, acta de cierre e informe de evaluación.</w:t>
       </w:r>
     </w:p>
     <w:p>
@@ -1675,15 +1042,7 @@
           <w:szCs w:val="24"/>
           <w:lang w:val="es-CO"/>
         </w:rPr>
-        <w:t xml:space="preserve">c)</w:t>
-      </w:r>
-      <w:r>
-        <w:rPr>
-          <w:rFonts w:ascii="Times New Roman" w:eastAsia="Arial" w:hAnsi="Times New Roman" w:cs="Times New Roman"/>
-          <w:sz w:val="24"/>
-          <w:szCs w:val="24"/>
-          <w:lang w:val="es-CO"/>
-        </w:rPr>
+        <w:t xml:space="preserve">3.</w:t>
         <w:tab/>
       </w:r>
       <w:r>
@@ -1693,17 +1052,7 @@
           <w:szCs w:val="24"/>
           <w:lang w:val="es-CO"/>
         </w:rPr>
-        <w:t xml:space="preserve">Constancia de recibo, traslado y manifestación sobre el informe de evaluación de la invitación privada N° 017 de 2025, suscrita por la proponente y por el líder de contratación. </w:t>
-      </w:r>
-      <w:r>
-        <w:rPr>
-          <w:rFonts w:ascii="Times New Roman" w:eastAsia="Arial" w:hAnsi="Times New Roman" w:cs="Times New Roman"/>
-          <w:highlight w:val="yellow"/>
-          <w:sz w:val="24"/>
-          <w:szCs w:val="24"/>
-          <w:lang w:val="es-CO"/>
-        </w:rPr>
-        <w:t xml:space="preserve">Indicar la fecha real de suscripción y verificar que el documento anexado esté firmado.</w:t>
+        <w:t xml:space="preserve">Constancia de recibo, traslado y manifestación sobre el informe de evaluación.</w:t>
       </w:r>
     </w:p>
     <w:p>
@@ -1728,15 +1077,7 @@
           <w:szCs w:val="24"/>
           <w:lang w:val="es-CO"/>
         </w:rPr>
-        <w:t xml:space="preserve">d)</w:t>
-      </w:r>
-      <w:r>
-        <w:rPr>
-          <w:rFonts w:ascii="Times New Roman" w:eastAsia="Arial" w:hAnsi="Times New Roman" w:cs="Times New Roman"/>
-          <w:sz w:val="24"/>
-          <w:szCs w:val="24"/>
-          <w:lang w:val="es-CO"/>
-        </w:rPr>
+        <w:t xml:space="preserve">4.</w:t>
         <w:tab/>
       </w:r>
       <w:r>
@@ -1746,7 +1087,7 @@
           <w:szCs w:val="24"/>
           <w:lang w:val="es-CO"/>
         </w:rPr>
-        <w:t xml:space="preserve">Respuesta técnica, jurídica y subsanación definitiva frente a las observaciones de auditoría del Contrato de Suministro N° 983 de 2025, suscrita por la Gerente y por la supervisora del contrato.</w:t>
+        <w:t xml:space="preserve">Respuesta técnica y jurídica suscrita por la Gerente y la supervisora.</w:t>
       </w:r>
     </w:p>
     <w:p>
@@ -1771,15 +1112,7 @@
           <w:szCs w:val="24"/>
           <w:lang w:val="es-CO"/>
         </w:rPr>
-        <w:t xml:space="preserve">e)</w:t>
-      </w:r>
-      <w:r>
-        <w:rPr>
-          <w:rFonts w:ascii="Times New Roman" w:eastAsia="Arial" w:hAnsi="Times New Roman" w:cs="Times New Roman"/>
-          <w:sz w:val="24"/>
-          <w:szCs w:val="24"/>
-          <w:lang w:val="es-CO"/>
-        </w:rPr>
+        <w:t xml:space="preserve">5.</w:t>
         <w:tab/>
       </w:r>
       <w:r>
@@ -1789,17 +1122,7 @@
           <w:szCs w:val="24"/>
           <w:lang w:val="es-CO"/>
         </w:rPr>
-        <w:t xml:space="preserve">Certificado de disponibilidad presupuestal N° 1329 del 3 de octubre de 2025 y registro presupuestal del 7 de octubre de 2025. </w:t>
-      </w:r>
-      <w:r>
-        <w:rPr>
-          <w:rFonts w:ascii="Times New Roman" w:eastAsia="Arial" w:hAnsi="Times New Roman" w:cs="Times New Roman"/>
-          <w:highlight w:val="yellow"/>
-          <w:sz w:val="24"/>
-          <w:szCs w:val="24"/>
-          <w:lang w:val="es-CO"/>
-        </w:rPr>
-        <w:t xml:space="preserve">Verificar que se anexen.</w:t>
+        <w:t xml:space="preserve">CDP N° 1329 y RP del 7 de octubre de 2025.</w:t>
       </w:r>
     </w:p>
     <w:p>
@@ -1824,15 +1147,7 @@
           <w:szCs w:val="24"/>
           <w:lang w:val="es-CO"/>
         </w:rPr>
-        <w:t xml:space="preserve">f)</w:t>
-      </w:r>
-      <w:r>
-        <w:rPr>
-          <w:rFonts w:ascii="Times New Roman" w:eastAsia="Arial" w:hAnsi="Times New Roman" w:cs="Times New Roman"/>
-          <w:sz w:val="24"/>
-          <w:szCs w:val="24"/>
-          <w:lang w:val="es-CO"/>
-        </w:rPr>
+        <w:t xml:space="preserve">6.</w:t>
         <w:tab/>
       </w:r>
       <w:r>
@@ -1842,17 +1157,7 @@
           <w:szCs w:val="24"/>
           <w:lang w:val="es-CO"/>
         </w:rPr>
-        <w:t xml:space="preserve">Comunicación de designación de la supervisora del contrato, del 7 de octubre de 2025. </w:t>
-      </w:r>
-      <w:r>
-        <w:rPr>
-          <w:rFonts w:ascii="Times New Roman" w:eastAsia="Arial" w:hAnsi="Times New Roman" w:cs="Times New Roman"/>
-          <w:highlight w:val="yellow"/>
-          <w:sz w:val="24"/>
-          <w:szCs w:val="24"/>
-          <w:lang w:val="es-CO"/>
-        </w:rPr>
-        <w:t xml:space="preserve">Verificar que se anexe.</w:t>
+        <w:t xml:space="preserve">Designación de la supervisora del 7 de octubre de 2025.</w:t>
       </w:r>
     </w:p>
     <w:p>
@@ -1877,15 +1182,7 @@
           <w:szCs w:val="24"/>
           <w:lang w:val="es-CO"/>
         </w:rPr>
-        <w:t xml:space="preserve">g)</w:t>
-      </w:r>
-      <w:r>
-        <w:rPr>
-          <w:rFonts w:ascii="Times New Roman" w:eastAsia="Arial" w:hAnsi="Times New Roman" w:cs="Times New Roman"/>
-          <w:sz w:val="24"/>
-          <w:szCs w:val="24"/>
-          <w:lang w:val="es-CO"/>
-        </w:rPr>
+        <w:t xml:space="preserve">7.</w:t>
         <w:tab/>
       </w:r>
       <w:r>
@@ -1895,7 +1192,7 @@
           <w:szCs w:val="24"/>
           <w:lang w:val="es-CO"/>
         </w:rPr>
-        <w:t xml:space="preserve">Póliza de garantía única N° 460-47-994000091804, acta de aprobación de pólizas del 9 de octubre de 2025 y póliza de responsabilidad civil extracontractual.</w:t>
+        <w:t xml:space="preserve">Póliza N° 460-47-994000091804, acta de aprobación y póliza de responsabilidad civil extracontractual.</w:t>
       </w:r>
     </w:p>
     <w:p>
@@ -1920,15 +1217,7 @@
           <w:szCs w:val="24"/>
           <w:lang w:val="es-CO"/>
         </w:rPr>
-        <w:t xml:space="preserve">h)</w:t>
-      </w:r>
-      <w:r>
-        <w:rPr>
-          <w:rFonts w:ascii="Times New Roman" w:eastAsia="Arial" w:hAnsi="Times New Roman" w:cs="Times New Roman"/>
-          <w:sz w:val="24"/>
-          <w:szCs w:val="24"/>
-          <w:lang w:val="es-CO"/>
-        </w:rPr>
+        <w:t xml:space="preserve">8.</w:t>
         <w:tab/>
       </w:r>
       <w:r>
@@ -1938,17 +1227,7 @@
           <w:szCs w:val="24"/>
           <w:lang w:val="es-CO"/>
         </w:rPr>
-        <w:t xml:space="preserve">Factura electrónica de venta FE-2920 del 17 de octubre de 2025. </w:t>
-      </w:r>
-      <w:r>
-        <w:rPr>
-          <w:rFonts w:ascii="Times New Roman" w:eastAsia="Arial" w:hAnsi="Times New Roman" w:cs="Times New Roman"/>
-          <w:highlight w:val="yellow"/>
-          <w:sz w:val="24"/>
-          <w:szCs w:val="24"/>
-          <w:lang w:val="es-CO"/>
-        </w:rPr>
-        <w:t xml:space="preserve">Verificar que se anexe.</w:t>
+        <w:t xml:space="preserve">Factura FE-2920, comprobante FCAF-53, acta de recibo final y comprobante de egreso.</w:t>
       </w:r>
     </w:p>
     <w:p>
@@ -1973,15 +1252,7 @@
           <w:szCs w:val="24"/>
           <w:lang w:val="es-CO"/>
         </w:rPr>
-        <w:t xml:space="preserve">i)</w:t>
-      </w:r>
-      <w:r>
-        <w:rPr>
-          <w:rFonts w:ascii="Times New Roman" w:eastAsia="Arial" w:hAnsi="Times New Roman" w:cs="Times New Roman"/>
-          <w:sz w:val="24"/>
-          <w:szCs w:val="24"/>
-          <w:lang w:val="es-CO"/>
-        </w:rPr>
+        <w:t xml:space="preserve">9.</w:t>
         <w:tab/>
       </w:r>
       <w:r>
@@ -1991,17 +1262,7 @@
           <w:szCs w:val="24"/>
           <w:lang w:val="es-CO"/>
         </w:rPr>
-        <w:t xml:space="preserve">Comprobante de ingreso a almacén FCAF-53 del 20 de octubre de 2025. </w:t>
-      </w:r>
-      <w:r>
-        <w:rPr>
-          <w:rFonts w:ascii="Times New Roman" w:eastAsia="Arial" w:hAnsi="Times New Roman" w:cs="Times New Roman"/>
-          <w:highlight w:val="yellow"/>
-          <w:sz w:val="24"/>
-          <w:szCs w:val="24"/>
-          <w:lang w:val="es-CO"/>
-        </w:rPr>
-        <w:t xml:space="preserve">Verificar que se anexe.</w:t>
+        <w:t xml:space="preserve">Relación de equipos con seriales y sede de destino.</w:t>
       </w:r>
     </w:p>
     <w:p>
@@ -2026,15 +1287,7 @@
           <w:szCs w:val="24"/>
           <w:lang w:val="es-CO"/>
         </w:rPr>
-        <w:t xml:space="preserve">j)</w:t>
-      </w:r>
-      <w:r>
-        <w:rPr>
-          <w:rFonts w:ascii="Times New Roman" w:eastAsia="Arial" w:hAnsi="Times New Roman" w:cs="Times New Roman"/>
-          <w:sz w:val="24"/>
-          <w:szCs w:val="24"/>
-          <w:lang w:val="es-CO"/>
-        </w:rPr>
+        <w:t xml:space="preserve">10.</w:t>
         <w:tab/>
       </w:r>
       <w:r>
@@ -2044,17 +1297,7 @@
           <w:szCs w:val="24"/>
           <w:lang w:val="es-CO"/>
         </w:rPr>
-        <w:t xml:space="preserve">Acta de recibo final del 31 de octubre de 2025 y comprobante de egreso del pago. </w:t>
-      </w:r>
-      <w:r>
-        <w:rPr>
-          <w:rFonts w:ascii="Times New Roman" w:eastAsia="Arial" w:hAnsi="Times New Roman" w:cs="Times New Roman"/>
-          <w:highlight w:val="yellow"/>
-          <w:sz w:val="24"/>
-          <w:szCs w:val="24"/>
-          <w:lang w:val="es-CO"/>
-        </w:rPr>
-        <w:t xml:space="preserve">Verificar que se anexen.</w:t>
+        <w:t xml:space="preserve">Solicitud de subsanación del 2 de octubre de 2026, constancia del 5 de octubre de 2026 y formato de supervisión complementario.</w:t>
       </w:r>
     </w:p>
     <w:p>
@@ -2079,15 +1322,7 @@
           <w:szCs w:val="24"/>
           <w:lang w:val="es-CO"/>
         </w:rPr>
-        <w:t xml:space="preserve">k)</w:t>
-      </w:r>
-      <w:r>
-        <w:rPr>
-          <w:rFonts w:ascii="Times New Roman" w:eastAsia="Arial" w:hAnsi="Times New Roman" w:cs="Times New Roman"/>
-          <w:sz w:val="24"/>
-          <w:szCs w:val="24"/>
-          <w:lang w:val="es-CO"/>
-        </w:rPr>
+        <w:t xml:space="preserve">11.</w:t>
         <w:tab/>
       </w:r>
       <w:r>
@@ -2097,8 +1332,20 @@
           <w:szCs w:val="24"/>
           <w:lang w:val="es-CO"/>
         </w:rPr>
-        <w:t xml:space="preserve">Relación de los equipos entregados, con marca, modelo, serial y sede de destino, y registro fotográfico. </w:t>
-      </w:r>
+        <w:t xml:space="preserve">Comunicación de la Gerente del 5 de octubre de 2026 sobre los descuentos de estampillas.</w:t>
+      </w:r>
+    </w:p>
+    <w:p>
+      <w:pPr>
+        <w:spacing w:before="0" w:after="200" w:line="276" w:lineRule="auto"/>
+        <w:jc w:val="both"/>
+        <w:rPr>
+          <w:rFonts w:ascii="Times New Roman" w:eastAsia="Arial" w:hAnsi="Times New Roman" w:cs="Times New Roman"/>
+          <w:sz w:val="24"/>
+          <w:szCs w:val="24"/>
+          <w:lang w:val="es-CO"/>
+        </w:rPr>
+      </w:pPr>
       <w:r>
         <w:rPr>
           <w:rFonts w:ascii="Times New Roman" w:eastAsia="Arial" w:hAnsi="Times New Roman" w:cs="Times New Roman"/>
@@ -2107,93 +1354,7 @@
           <w:szCs w:val="24"/>
           <w:lang w:val="es-CO"/>
         </w:rPr>
-        <w:t xml:space="preserve">Por elaborar por almacén y supervisión.</w:t>
-      </w:r>
-    </w:p>
-    <w:p>
-      <w:pPr>
-        <w:tabs>
-          <w:tab w:val="left" w:pos="709"/>
-        </w:tabs>
-        <w:spacing w:before="0" w:after="120" w:line="276" w:lineRule="auto"/>
-        <w:ind w:left="709" w:hanging="709"/>
-        <w:jc w:val="both"/>
-        <w:rPr>
-          <w:rFonts w:ascii="Times New Roman" w:eastAsia="Arial" w:hAnsi="Times New Roman" w:cs="Times New Roman"/>
-          <w:sz w:val="24"/>
-          <w:szCs w:val="24"/>
-          <w:lang w:val="es-CO"/>
-        </w:rPr>
-      </w:pPr>
-      <w:r>
-        <w:rPr>
-          <w:rFonts w:ascii="Times New Roman" w:eastAsia="Arial" w:hAnsi="Times New Roman" w:cs="Times New Roman"/>
-          <w:sz w:val="24"/>
-          <w:szCs w:val="24"/>
-          <w:lang w:val="es-CO"/>
-        </w:rPr>
-        <w:t xml:space="preserve">l)</w:t>
-      </w:r>
-      <w:r>
-        <w:rPr>
-          <w:rFonts w:ascii="Times New Roman" w:eastAsia="Arial" w:hAnsi="Times New Roman" w:cs="Times New Roman"/>
-          <w:sz w:val="24"/>
-          <w:szCs w:val="24"/>
-          <w:lang w:val="es-CO"/>
-        </w:rPr>
-        <w:tab/>
-      </w:r>
-      <w:r>
-        <w:rPr>
-          <w:rFonts w:ascii="Times New Roman" w:eastAsia="Arial" w:hAnsi="Times New Roman" w:cs="Times New Roman"/>
-          <w:sz w:val="24"/>
-          <w:szCs w:val="24"/>
-          <w:lang w:val="es-CO"/>
-        </w:rPr>
-        <w:t xml:space="preserve">Solicitud de subsanación del formato de supervisión del 2 de octubre de 2026, constancia de subsanación del 5 de octubre de 2026 y formato de supervisión complementario.</w:t>
-      </w:r>
-    </w:p>
-    <w:p>
-      <w:pPr>
-        <w:tabs>
-          <w:tab w:val="left" w:pos="709"/>
-        </w:tabs>
-        <w:spacing w:before="0" w:after="120" w:line="276" w:lineRule="auto"/>
-        <w:ind w:left="709" w:hanging="709"/>
-        <w:jc w:val="both"/>
-        <w:rPr>
-          <w:rFonts w:ascii="Times New Roman" w:eastAsia="Arial" w:hAnsi="Times New Roman" w:cs="Times New Roman"/>
-          <w:sz w:val="24"/>
-          <w:szCs w:val="24"/>
-          <w:lang w:val="es-CO"/>
-        </w:rPr>
-      </w:pPr>
-      <w:r>
-        <w:rPr>
-          <w:rFonts w:ascii="Times New Roman" w:eastAsia="Arial" w:hAnsi="Times New Roman" w:cs="Times New Roman"/>
-          <w:sz w:val="24"/>
-          <w:szCs w:val="24"/>
-          <w:lang w:val="es-CO"/>
-        </w:rPr>
-        <w:t xml:space="preserve">m)</w:t>
-      </w:r>
-      <w:r>
-        <w:rPr>
-          <w:rFonts w:ascii="Times New Roman" w:eastAsia="Arial" w:hAnsi="Times New Roman" w:cs="Times New Roman"/>
-          <w:sz w:val="24"/>
-          <w:szCs w:val="24"/>
-          <w:lang w:val="es-CO"/>
-        </w:rPr>
-        <w:tab/>
-      </w:r>
-      <w:r>
-        <w:rPr>
-          <w:rFonts w:ascii="Times New Roman" w:eastAsia="Arial" w:hAnsi="Times New Roman" w:cs="Times New Roman"/>
-          <w:sz w:val="24"/>
-          <w:szCs w:val="24"/>
-          <w:lang w:val="es-CO"/>
-        </w:rPr>
-        <w:t xml:space="preserve">Comunicación de la Gerente del 5 de octubre de 2026 sobre el comprobante de egreso CE-10343 del Contrato N° 1058 de 2025, cuya parte final se refiere a los descuentos de estampillas del Contrato N° 983 de 2025.</w:t>
+        <w:t xml:space="preserve">Nota de trabajo, retirar antes de radicar: los anexos 1, 2, 5, 6, 8 y 9 no están en la carpeta compartida; verificar que existan y se anexen.</w:t>
       </w:r>
     </w:p>
     <w:p>
@@ -2236,28 +1397,7 @@
           <w:szCs w:val="24"/>
           <w:lang w:val="es-CO"/>
         </w:rPr>
-        <w:t xml:space="preserve">Con fundamento en lo expuesto y en los documentos que se anexan, la E.S.E. Hospital Regional Centro solicita respetuosamente al equipo auditor valorar la información remitida y tener por atendidas las observaciones relativas al Contrato de Suministro N° 983 de 2025. Las imprecisiones de forma advertidas han sido corregidas o aclaradas en los términos indicados; la corrección del formato de rendición y la liquidación de los descuentos departamentales se adelantarán conforme a las indicaciones del equipo auditor y a la verificación anunciada, y las acciones de mejora señaladas se incorporarán al plan de mejoramiento que resulte del proceso auditor.</w:t>
-      </w:r>
-    </w:p>
-    <w:p>
-      <w:pPr>
-        <w:spacing w:before="0" w:after="200" w:line="276" w:lineRule="auto"/>
-        <w:jc w:val="both"/>
-        <w:rPr>
-          <w:rFonts w:ascii="Times New Roman" w:eastAsia="Arial" w:hAnsi="Times New Roman" w:cs="Times New Roman"/>
-          <w:sz w:val="24"/>
-          <w:szCs w:val="24"/>
-          <w:lang w:val="es-CO"/>
-        </w:rPr>
-      </w:pPr>
-      <w:r>
-        <w:rPr>
-          <w:rFonts w:ascii="Times New Roman" w:eastAsia="Arial" w:hAnsi="Times New Roman" w:cs="Times New Roman"/>
-          <w:sz w:val="24"/>
-          <w:szCs w:val="24"/>
-          <w:lang w:val="es-CO"/>
-        </w:rPr>
-        <w:t xml:space="preserve">La entidad reitera su disposición de aportar cualquier información o aclaración adicional que el equipo auditor considere necesaria y de atender las visitas o verificaciones que estime pertinentes, en desarrollo de los principios de colaboración y transparencia que orientan su relación con el órgano de control.</w:t>
+        <w:t xml:space="preserve">La entidad solicita respetuosamente tener por atendidas las observaciones sobre el Contrato N° 983 de 2025. La corrección del formato de rendición y la liquidación de los descuentos departamentales se adelantarán conforme a las indicaciones del equipo auditor, y las acciones de mejora se incorporarán al plan de mejoramiento. Quedamos atentos a cualquier aclaración adicional.</w:t>
       </w:r>
     </w:p>
     <w:p>

--- a/caso-contraloria-ese-hrc/Oficio Contraloria - Contrato 983 de 2025.docx
+++ b/caso-contraloria-ese-hrc/Oficio Contraloria - Contrato 983 de 2025.docx
@@ -250,7 +250,7 @@
           <w:szCs w:val="24"/>
           <w:lang w:val="es-CO"/>
         </w:rPr>
-        <w:t xml:space="preserve">En atención al requerimiento del 1 de octubre de 2026 y dentro del término solicitado el 2 de octubre de 2026 </w:t>
+        <w:t xml:space="preserve">En atención al requerimiento del 1 de octubre de 2026 y a su alcance </w:t>
       </w:r>
       <w:r>
         <w:rPr>
@@ -260,16 +260,16 @@
           <w:szCs w:val="24"/>
           <w:lang w:val="es-CO"/>
         </w:rPr>
-        <w:t xml:space="preserve">citar radicado de la solicitud y, si existe, la comunicación que concedió el plazo</w:t>
-      </w:r>
-      <w:r>
-        <w:rPr>
-          <w:rFonts w:ascii="Times New Roman" w:eastAsia="Arial" w:hAnsi="Times New Roman" w:cs="Times New Roman"/>
-          <w:sz w:val="24"/>
-          <w:szCs w:val="24"/>
-          <w:lang w:val="es-CO"/>
-        </w:rPr>
-        <w:t xml:space="preserve">, la E.S.E. Hospital Regional Centro responde las observaciones sobre el Contrato de Suministro N° 983 de 2025 y remite sus soportes. Esta comunicación complementa la respuesta del 29 de septiembre de 2026 </w:t>
+        <w:t xml:space="preserve">fecha y radicado del oficio de alcance</w:t>
+      </w:r>
+      <w:r>
+        <w:rPr>
+          <w:rFonts w:ascii="Times New Roman" w:eastAsia="Arial" w:hAnsi="Times New Roman" w:cs="Times New Roman"/>
+          <w:sz w:val="24"/>
+          <w:szCs w:val="24"/>
+          <w:lang w:val="es-CO"/>
+        </w:rPr>
+        <w:t xml:space="preserve">, y dentro del término solicitado el 2 de octubre de 2026 </w:t>
       </w:r>
       <w:r>
         <w:rPr>
@@ -288,7 +288,7 @@
           <w:szCs w:val="24"/>
           <w:lang w:val="es-CO"/>
         </w:rPr>
-        <w:t xml:space="preserve">. Las respuestas de los contratos 1058 y 1056 de 2025 se radican por separado </w:t>
+        <w:t xml:space="preserve">, la E.S.E. Hospital Regional Centro responde las observaciones sobre el Contrato de Suministro N° 983 de 2025 y remite los soportes que las acreditan. Esta comunicación complementa la respuesta del 29 de septiembre de 2026 </w:t>
       </w:r>
       <w:r>
         <w:rPr>
@@ -298,16 +298,16 @@
           <w:szCs w:val="24"/>
           <w:lang w:val="es-CO"/>
         </w:rPr>
-        <w:t xml:space="preserve">1056: indicar fecha</w:t>
-      </w:r>
-      <w:r>
-        <w:rPr>
-          <w:rFonts w:ascii="Times New Roman" w:eastAsia="Arial" w:hAnsi="Times New Roman" w:cs="Times New Roman"/>
-          <w:sz w:val="24"/>
-          <w:szCs w:val="24"/>
-          <w:lang w:val="es-CO"/>
-        </w:rPr>
-        <w:t xml:space="preserve">.</w:t>
+        <w:t xml:space="preserve">citar radicado</w:t>
+      </w:r>
+      <w:r>
+        <w:rPr>
+          <w:rFonts w:ascii="Times New Roman" w:eastAsia="Arial" w:hAnsi="Times New Roman" w:cs="Times New Roman"/>
+          <w:sz w:val="24"/>
+          <w:szCs w:val="24"/>
+          <w:lang w:val="es-CO"/>
+        </w:rPr>
+        <w:t xml:space="preserve">. Las respuestas de los contratos 1058 y 1056 de 2025 se radican por separado .</w:t>
       </w:r>
     </w:p>
     <w:p>
@@ -531,7 +531,7 @@
           <w:szCs w:val="24"/>
           <w:lang w:val="es-CO"/>
         </w:rPr>
-        <w:t xml:space="preserve">Cierre y evaluación sin fecha. Cierre el 1 de octubre de 2025; evaluación y comunicación a la proponente el 2 de octubre; traslado sin observaciones el 3 de octubre. Se anexa constancia suscrita por la proponente y el líder de contratación </w:t>
+        <w:t xml:space="preserve">Cierre y evaluación sin fecha. Cierre el 1 de octubre de 2025; evaluación y comunicación a la proponente el 2 de octubre; traslado sin observaciones el 3 de octubre. Se anexa la constancia de recibo, traslado y manifestación sobre el informe de evaluación, suscrita por la proponente y por el líder de contratación. </w:t>
       </w:r>
       <w:r>
         <w:rPr>
@@ -541,16 +541,16 @@
           <w:szCs w:val="24"/>
           <w:lang w:val="es-CO"/>
         </w:rPr>
-        <w:t xml:space="preserve">fecha real de suscripción</w:t>
-      </w:r>
-      <w:r>
-        <w:rPr>
-          <w:rFonts w:ascii="Times New Roman" w:eastAsia="Arial" w:hAnsi="Times New Roman" w:cs="Times New Roman"/>
-          <w:sz w:val="24"/>
-          <w:szCs w:val="24"/>
-          <w:lang w:val="es-CO"/>
-        </w:rPr>
-        <w:t xml:space="preserve">. Los formatos se ajustarán para consignar fecha en cada etapa.</w:t>
+        <w:t xml:space="preserve">La constancia está fechada el 3 de octubre de 2025 pero el archivo PDF se generó el 5 de octubre de 2026. Si fue elaborada ahora, debe llevar la fecha actual y presentarse como certificación de hechos ocurridos el 2 y 3 de octubre de 2025; un documento con fecha anterior a su elaboración expone a la Gerente y a los firmantes a un riesgo penal y disciplinario mayor que la observación que subsana.</w:t>
+      </w:r>
+      <w:r>
+        <w:rPr>
+          <w:rFonts w:ascii="Times New Roman" w:eastAsia="Arial" w:hAnsi="Times New Roman" w:cs="Times New Roman"/>
+          <w:sz w:val="24"/>
+          <w:szCs w:val="24"/>
+          <w:lang w:val="es-CO"/>
+        </w:rPr>
+        <w:t xml:space="preserve"> Los formatos se ajustarán para consignar fecha en cada etapa.</w:t>
       </w:r>
     </w:p>
     <w:p>
@@ -836,7 +836,17 @@
           <w:szCs w:val="24"/>
           <w:lang w:val="es-CO"/>
         </w:rPr>
-        <w:t xml:space="preserve">Formato de supervisión. El correo registrado no era el de la contratista y fue corregido con el formato complementario del 5 de octubre de 2026. Se usó la plantilla de prestación de servicios; la entidad adoptará un formato propio para suministros.</w:t>
+        <w:t xml:space="preserve">Formato de supervisión. El correo registrado no era el de la contratista y fue corregido con el formato complementario del 5 de octubre de 2026. Se usó la plantilla de prestación de servicios; la entidad adoptará un formato propio para suministros. </w:t>
+      </w:r>
+      <w:r>
+        <w:rPr>
+          <w:rFonts w:ascii="Times New Roman" w:eastAsia="Arial" w:hAnsi="Times New Roman" w:cs="Times New Roman"/>
+          <w:highlight w:val="yellow"/>
+          <w:sz w:val="24"/>
+          <w:szCs w:val="24"/>
+          <w:lang w:val="es-CO"/>
+        </w:rPr>
+        <w:t xml:space="preserve">La solicitud del 2 de octubre y la constancia del 5 de octubre de 2026 dicen "señor Chinquinquira" y "Contrato de Prestación de Servicios": corregirlas antes de anexarlas, porque repiten el error que aquí se explica.</w:t>
       </w:r>
     </w:p>
     <w:p>
@@ -925,7 +935,7 @@
           <w:szCs w:val="24"/>
           <w:lang w:val="es-CO"/>
         </w:rPr>
-        <w:t xml:space="preserve">Garantía. Se anexa la póliza N° 460-47-994000091804 de Aseguradora Solidaria, del 9 de octubre de 2025, con amparos de cumplimiento y calidad del bien por $4.632.130 cada uno y vigencia del 7 de octubre de 2025 al 7 de mayo de 2026, junto con el acta de aprobación del 9 de octubre de 2025 (cuyo número de póliza y denominación del amparo contienen errores de transcripción) y la póliza de responsabilidad civil extracontractual.</w:t>
+        <w:t xml:space="preserve">Garantía. Se anexa la póliza N° 460-47-994000091804 de Aseguradora Solidaria, del 9 de octubre de 2025, con amparos de cumplimiento y calidad del bien por $4.632.130 cada uno y vigencia del 7 de octubre de 2025 al 7 de mayo de 2026, junto con el acta de aprobación del 9 de octubre de 2025, en la que el número de la póliza y la denominación del amparo de calidad presentan errores de transcripción que no afectan la identificación de la garantía. La póliza de responsabilidad civil extracontractual fue remitida con anterioridad.</w:t>
       </w:r>
     </w:p>
     <w:p>
@@ -1087,7 +1097,17 @@
           <w:szCs w:val="24"/>
           <w:lang w:val="es-CO"/>
         </w:rPr>
-        <w:t xml:space="preserve">Respuesta técnica y jurídica suscrita por la Gerente y la supervisora.</w:t>
+        <w:t xml:space="preserve">Respuesta técnica, jurídica y subsanación definitiva suscrita por la Gerente y la supervisora. </w:t>
+      </w:r>
+      <w:r>
+        <w:rPr>
+          <w:rFonts w:ascii="Times New Roman" w:eastAsia="Arial" w:hAnsi="Times New Roman" w:cs="Times New Roman"/>
+          <w:highlight w:val="yellow"/>
+          <w:sz w:val="24"/>
+          <w:szCs w:val="24"/>
+          <w:lang w:val="es-CO"/>
+        </w:rPr>
+        <w:t xml:space="preserve">Antes de anexarla, ajustar cuatro menciones que contradicen este oficio: cita el artículo 34 del Manual y el artículo 24 de la Ley 80 de 1993, inaplicable a la E.S.E.; habla de pluralidad de oferentes cuando hubo una sola propuesta; y fecha la suscripción del contrato el 9 de octubre de 2025, cuando la póliza, el formato de supervisión y el RP indican el 7 de octubre. Si no se ajusta, es preferible no anexarla: este oficio es la respuesta.</w:t>
       </w:r>
     </w:p>
     <w:p>
@@ -1192,7 +1212,7 @@
           <w:szCs w:val="24"/>
           <w:lang w:val="es-CO"/>
         </w:rPr>
-        <w:t xml:space="preserve">Póliza N° 460-47-994000091804, acta de aprobación y póliza de responsabilidad civil extracontractual.</w:t>
+        <w:t xml:space="preserve">Póliza N° 460-47-994000091804 de Aseguradora Solidaria de Colombia y acta de aprobación de pólizas del 9 de octubre de 2025.</w:t>
       </w:r>
     </w:p>
     <w:p>
@@ -1354,7 +1374,7 @@
           <w:szCs w:val="24"/>
           <w:lang w:val="es-CO"/>
         </w:rPr>
-        <w:t xml:space="preserve">Nota de trabajo, retirar antes de radicar: los anexos 1, 2, 5, 6, 8 y 9 no están en la carpeta compartida; verificar que existan y se anexen.</w:t>
+        <w:t xml:space="preserve">Nota de trabajo, retirar antes de radicar: ya están en la carpeta los anexos 3, 4, 7, 10 y 11; faltan los anexos 1, 2, 5, 6, 8 y 9. Verificar que existan y se anexen.</w:t>
       </w:r>
     </w:p>
     <w:p>
@@ -1376,7 +1396,7 @@
           <w:szCs w:val="24"/>
           <w:lang w:val="es-CO"/>
         </w:rPr>
-        <w:t xml:space="preserve">4. Solicitud</w:t>
+        <w:t xml:space="preserve">4. Consideración final</w:t>
       </w:r>
     </w:p>
     <w:p>
@@ -1397,7 +1417,50 @@
           <w:szCs w:val="24"/>
           <w:lang w:val="es-CO"/>
         </w:rPr>
-        <w:t xml:space="preserve">La entidad solicita respetuosamente tener por atendidas las observaciones sobre el Contrato N° 983 de 2025. La corrección del formato de rendición y la liquidación de los descuentos departamentales se adelantarán conforme a las indicaciones del equipo auditor, y las acciones de mejora se incorporarán al plan de mejoramiento. Quedamos atentos a cualquier aclaración adicional.</w:t>
+        <w:t xml:space="preserve">Las observaciones recaen sobre aspectos formales de los documentos del expediente y no sobre el resultado de la gestión fiscal: la entidad adquirió la dotación informática que necesitaba, por un valor inferior al presupuesto estimado, con respaldo presupuestal previo al compromiso; los bienes ingresaron al almacén, fueron recibidos y están al servicio de los Equipos Básicos en Salud, y se pagó exactamente el valor pactado. No concurren, por tanto, el daño patrimonial ni la conducta dolosa o gravemente culposa que exige la responsabilidad fiscal (Ley 610 de 2000, artículo 5, modificado por el artículo 125 del Decreto Ley 403 de 2020). Las imprecisiones advertidas fueron identificadas y corregidas por la propia entidad durante el proceso auditor y antes del informe preliminar, y las que dependen de terceros, la corrección del formato de rendición y la liquidación de los descuentos departamentales, están en trámite en los términos indicados. La entidad solicita que esta gestión se valore como beneficio del control fiscal.</w:t>
+      </w:r>
+    </w:p>
+    <w:p>
+      <w:pPr>
+        <w:keepNext/>
+        <w:spacing w:before="120" w:after="120" w:line="276" w:lineRule="auto"/>
+        <w:jc w:val="left"/>
+        <w:rPr>
+          <w:rFonts w:ascii="Times New Roman" w:eastAsia="Arial" w:hAnsi="Times New Roman" w:cs="Times New Roman"/>
+          <w:sz w:val="24"/>
+          <w:szCs w:val="24"/>
+          <w:lang w:val="es-CO"/>
+        </w:rPr>
+      </w:pPr>
+      <w:r>
+        <w:rPr>
+          <w:rFonts w:ascii="Times New Roman" w:eastAsia="Arial" w:hAnsi="Times New Roman" w:cs="Times New Roman"/>
+          <w:sz w:val="24"/>
+          <w:szCs w:val="24"/>
+          <w:lang w:val="es-CO"/>
+        </w:rPr>
+        <w:t xml:space="preserve">5. Solicitud</w:t>
+      </w:r>
+    </w:p>
+    <w:p>
+      <w:pPr>
+        <w:spacing w:before="0" w:after="200" w:line="276" w:lineRule="auto"/>
+        <w:jc w:val="both"/>
+        <w:rPr>
+          <w:rFonts w:ascii="Times New Roman" w:eastAsia="Arial" w:hAnsi="Times New Roman" w:cs="Times New Roman"/>
+          <w:sz w:val="24"/>
+          <w:szCs w:val="24"/>
+          <w:lang w:val="es-CO"/>
+        </w:rPr>
+      </w:pPr>
+      <w:r>
+        <w:rPr>
+          <w:rFonts w:ascii="Times New Roman" w:eastAsia="Arial" w:hAnsi="Times New Roman" w:cs="Times New Roman"/>
+          <w:sz w:val="24"/>
+          <w:szCs w:val="24"/>
+          <w:lang w:val="es-CO"/>
+        </w:rPr>
+        <w:t xml:space="preserve">La entidad solicita respetuosamente tener por atendidas las observaciones sobre el Contrato N° 983 de 2025 o, en su defecto, calificarlas como de carácter administrativo para su inclusión en el plan de mejoramiento. Quedamos atentos a cualquier aclaración adicional.</w:t>
       </w:r>
     </w:p>
     <w:p>

--- a/caso-contraloria-ese-hrc/Oficio Contraloria - Contrato 983 de 2025.docx
+++ b/caso-contraloria-ese-hrc/Oficio Contraloria - Contrato 983 de 2025.docx
@@ -369,7 +369,7 @@
           <w:szCs w:val="24"/>
           <w:lang w:val="es-CO"/>
         </w:rPr>
-        <w:t xml:space="preserve"> del 7 de octubre de 2025. Acta de inicio del 9 de octubre de 2025, plazo de un mes; factura FE-2920 del 17 de octubre; ingreso a almacén FCAF-53 del 20 de octubre; acta de recibo final del 31 de octubre de 2025; pago único y liquidación. La E.S.E. contrata bajo el derecho privado y su Manual de Contratación (Resolución 002 de 2023 y sus modificaciones).</w:t>
+        <w:t xml:space="preserve"> del 7 de octubre de 2025. Acta de inicio del 9 de octubre de 2025, plazo de un mes; factura FE-2920 del 17 de octubre; ingreso a almacén FCAF-53 del 20 de octubre; acta de recibo final del 31 de octubre de 2025; pago único y liquidación. La E.S.E. contrata bajo el derecho privado y su Manual de Contratación (Resolución 002 de 2023 y sus modificaciones), con sujeción a los principios de la función administrativa y de la gestión fiscal.</w:t>
       </w:r>
     </w:p>
     <w:p>
@@ -426,7 +426,7 @@
           <w:szCs w:val="24"/>
           <w:lang w:val="es-CO"/>
         </w:rPr>
-        <w:t xml:space="preserve">Modalidad y soportes del proceso. El contrato se adelantó por mínima cuantía mediante la invitación privada N° 017 de 2025; se recibió y evaluó una sola propuesta. La casilla "SIN OFERTAS" del formato de rendición es un error de diligenciamiento; se solicita al equipo auditor indicar el procedimiento para corregirlo. Se anexan invitación, propuesta, acta de cierre, informe de evaluación y constancia de traslado.</w:t>
+        <w:t xml:space="preserve">Modalidad y soportes del proceso. El contrato se adelantó por mínima cuantía mediante la invitación privada N° 017 de 2025; se recibió y evaluó una sola propuesta. La casilla "SIN OFERTAS" del formato de rendición es un error de diligenciamiento, pues en este proceso sí se cursó invitación y se recibió una oferta; esa casilla corresponde a los contratos celebrados sin convocatoria. Se solicita al equipo auditor indicar el procedimiento para corregir el formato, si a ello hubiere lugar, el cual la entidad atenderá de inmediato. Se anexan invitación, propuesta, acta de cierre, informe de evaluación y constancia de traslado.</w:t>
       </w:r>
     </w:p>
     <w:p>
@@ -531,7 +531,7 @@
           <w:szCs w:val="24"/>
           <w:lang w:val="es-CO"/>
         </w:rPr>
-        <w:t xml:space="preserve">Cierre y evaluación sin fecha. Cierre el 1 de octubre de 2025; evaluación y comunicación a la proponente el 2 de octubre; traslado sin observaciones el 3 de octubre. Se anexa la constancia de recibo, traslado y manifestación sobre el informe de evaluación, suscrita por la proponente y por el líder de contratación. </w:t>
+        <w:t xml:space="preserve">Cierre y evaluación sin fecha. Cierre el 1 de octubre de 2025; evaluación y comunicación a la proponente el 2 de octubre; traslado sin observaciones el 3 de octubre. Se anexa la constancia de recibo, traslado y manifestación sobre el informe de evaluación, suscrita por la proponente y por el Líder de Contratación. </w:t>
       </w:r>
       <w:r>
         <w:rPr>
@@ -881,7 +881,45 @@
           <w:szCs w:val="24"/>
           <w:lang w:val="es-CO"/>
         </w:rPr>
-        <w:t xml:space="preserve">Estampillas. Solo se descontó la Estampilla Pro-Hospital Erasmo Meoz ($879.800). La entidad reconoció el 5 de octubre de 2026 que la liquidación fue incompleta: verificará con la Secretaría de Hacienda departamental el estatuto vigente en la fecha del hecho generador (Pro-Cultura, Pro-Adulto Mayor, Pro-UFPS y Tasa Prodeporte) y liquidará y trasladará los valores que resulten </w:t>
+        <w:t xml:space="preserve">Estampillas. Solo se descontó la Estampilla Pro-Hospital Erasmo Meoz ($879.800). La entidad reconoció el 5 de octubre de 2026 que la liquidación fue incompleta y precisa que, por haberse suscrito el contrato el 7 de octubre de 2025 </w:t>
+      </w:r>
+      <w:r>
+        <w:rPr>
+          <w:rFonts w:ascii="Times New Roman" w:eastAsia="Arial" w:hAnsi="Times New Roman" w:cs="Times New Roman"/>
+          <w:highlight w:val="yellow"/>
+          <w:sz w:val="24"/>
+          <w:szCs w:val="24"/>
+          <w:lang w:val="es-CO"/>
+        </w:rPr>
+        <w:t xml:space="preserve">y pagado el (fecha del egreso)</w:t>
+      </w:r>
+      <w:r>
+        <w:rPr>
+          <w:rFonts w:ascii="Times New Roman" w:eastAsia="Arial" w:hAnsi="Times New Roman" w:cs="Times New Roman"/>
+          <w:sz w:val="24"/>
+          <w:szCs w:val="24"/>
+          <w:lang w:val="es-CO"/>
+        </w:rPr>
+        <w:t xml:space="preserve">, los gravámenes aplicables son los del estatuto de rentas vigente en la fecha del hecho generador, que puede ser anterior a la Ordenanza 018 del 20 de octubre de 2025 citada en esa comunicación. Por ello solicitó concepto a la Secretaría de Hacienda departamental </w:t>
+      </w:r>
+      <w:r>
+        <w:rPr>
+          <w:rFonts w:ascii="Times New Roman" w:eastAsia="Arial" w:hAnsi="Times New Roman" w:cs="Times New Roman"/>
+          <w:highlight w:val="yellow"/>
+          <w:sz w:val="24"/>
+          <w:szCs w:val="24"/>
+          <w:lang w:val="es-CO"/>
+        </w:rPr>
+        <w:t xml:space="preserve">fecha y radicado; una sola consulta para los contratos 983 y 1058</w:t>
+      </w:r>
+      <w:r>
+        <w:rPr>
+          <w:rFonts w:ascii="Times New Roman" w:eastAsia="Arial" w:hAnsi="Times New Roman" w:cs="Times New Roman"/>
+          <w:sz w:val="24"/>
+          <w:szCs w:val="24"/>
+          <w:lang w:val="es-CO"/>
+        </w:rPr>
+        <w:t xml:space="preserve"> sobre los gravámenes aplicables (Pro-Cultura, Pro-Adulto Mayor, Pro-UFPS y Tasa Prodeporte) y liquidará y trasladará los valores que resulten </w:t>
       </w:r>
       <w:r>
         <w:rPr>
@@ -1352,7 +1390,7 @@
           <w:szCs w:val="24"/>
           <w:lang w:val="es-CO"/>
         </w:rPr>
-        <w:t xml:space="preserve">Comunicación de la Gerente del 5 de octubre de 2026 sobre los descuentos de estampillas.</w:t>
+        <w:t xml:space="preserve">Comunicación de la Gerente del 5 de octubre de 2026 sobre el comprobante de egreso CE-10343 del Contrato N° 1058 de 2025 y, en su parte final, sobre los descuentos de estampillas del Contrato N° 983 de 2025.</w:t>
       </w:r>
     </w:p>
     <w:p>
@@ -1417,7 +1455,7 @@
           <w:szCs w:val="24"/>
           <w:lang w:val="es-CO"/>
         </w:rPr>
-        <w:t xml:space="preserve">Las observaciones recaen sobre aspectos formales de los documentos del expediente y no sobre el resultado de la gestión fiscal: la entidad adquirió la dotación informática que necesitaba, por un valor inferior al presupuesto estimado, con respaldo presupuestal previo al compromiso; los bienes ingresaron al almacén, fueron recibidos y están al servicio de los Equipos Básicos en Salud, y se pagó exactamente el valor pactado. No concurren, por tanto, el daño patrimonial ni la conducta dolosa o gravemente culposa que exige la responsabilidad fiscal (Ley 610 de 2000, artículo 5, modificado por el artículo 125 del Decreto Ley 403 de 2020). Las imprecisiones advertidas fueron identificadas y corregidas por la propia entidad durante el proceso auditor y antes del informe preliminar, y las que dependen de terceros, la corrección del formato de rendición y la liquidación de los descuentos departamentales, están en trámite en los términos indicados. La entidad solicita que esta gestión se valore como beneficio del control fiscal.</w:t>
+        <w:t xml:space="preserve">Las observaciones recaen sobre aspectos formales de los documentos del expediente y no sobre el resultado de la gestión fiscal: la entidad adquirió la dotación informática que necesitaba, por un valor inferior al presupuesto estimado, con respaldo presupuestal previo al compromiso; los bienes ingresaron al almacén, fueron recibidos y están al servicio de los Equipos Básicos en Salud, y se pagó exactamente el valor pactado. Con fundamento en lo anterior, la entidad considera que las situaciones advertidas no comportan detrimento al patrimonio público en los términos del artículo 6 de la Ley 610 de 2000, modificado por el artículo 126 del Decreto Ley 403 de 2020, y tienen carácter administrativo. La ordenadora del gasto actuó con base en las certificaciones de la supervisión, del almacén y del área de presupuesto, y las imprecisiones advertidas fueron aclaradas o corregidas por la entidad durante el proceso auditor, en atención a las observaciones del equipo auditor y antes del informe preliminar, lo que solicita se valore como beneficio del control fiscal. Los asuntos que dependen de terceros, la corrección del formato de rendición y la liquidación de los descuentos departamentales, están en trámite en los términos indicados.</w:t>
       </w:r>
     </w:p>
     <w:p>
@@ -1460,7 +1498,7 @@
           <w:szCs w:val="24"/>
           <w:lang w:val="es-CO"/>
         </w:rPr>
-        <w:t xml:space="preserve">La entidad solicita respetuosamente tener por atendidas las observaciones sobre el Contrato N° 983 de 2025 o, en su defecto, calificarlas como de carácter administrativo para su inclusión en el plan de mejoramiento. Quedamos atentos a cualquier aclaración adicional.</w:t>
+        <w:t xml:space="preserve">Con fundamento en lo expuesto y en los documentos que se anexan, la E.S.E. Hospital Regional Centro solicita respetuosamente al equipo auditor tener por atendidas las observaciones sobre el Contrato N° 983 de 2025 o, en su defecto, calificarlas como de carácter administrativo para su inclusión en el plan de mejoramiento. La corrección del formato de rendición y la liquidación de los descuentos departamentales se adelantarán conforme a las indicaciones del equipo auditor y al concepto de la Secretaría de Hacienda. La entidad reitera su disposición de aportar la información o aclaración adicional que el equipo auditor considere necesaria y de atender las verificaciones que estime pertinentes.</w:t>
       </w:r>
     </w:p>
     <w:p>
